--- a/正文/第一章.docx
+++ b/正文/第一章.docx
@@ -8,9 +8,20 @@
         <w:keepNext/>
         <w:spacing w:after="300"/>
         <w:jc w:val="center"/>
-      </w:pPr>
-      <w:r>
-        <w:t>第一章 年关</w:t>
+        <w:rPr>
+          <w:rFonts w:hint="eastAsia" w:eastAsia="宋体"/>
+          <w:lang w:eastAsia="zh-CN"/>
+        </w:rPr>
+      </w:pPr>
+      <w:r>
+        <w:t xml:space="preserve">第一章 </w:t>
+      </w:r>
+      <w:r>
+        <w:rPr>
+          <w:rFonts w:hint="eastAsia"/>
+          <w:lang w:val="en-US" w:eastAsia="zh-CN"/>
+        </w:rPr>
+        <w:t>变故</w:t>
       </w:r>
     </w:p>
     <w:p>
@@ -28,43 +39,84 @@
         <w:ind w:firstLine="480"/>
       </w:pPr>
       <w:r>
-        <w:t>许安被一头驮年货的骡子堵在青河镇桥上，抬头看了看天色。这几天为了多挣些工钱，一直拖到现在才回家，再耽搁，后半程就得摸黑走了。</w:t>
-      </w:r>
-    </w:p>
-    <w:p>
-      <w:pPr>
-        <w:spacing w:after="80" w:line="360" w:lineRule="auto"/>
-        <w:ind w:firstLine="480"/>
-      </w:pPr>
-      <w:r>
-        <w:t>“许安！”</w:t>
-      </w:r>
-    </w:p>
-    <w:p>
-      <w:pPr>
-        <w:spacing w:after="80" w:line="360" w:lineRule="auto"/>
-        <w:ind w:firstLine="480"/>
-      </w:pPr>
-      <w:r>
-        <w:t>许安顺着声音看过去，临河的面摊支着一块旧布棚，周成坐在棚边，半个身子探出来，正冲他招手：“过来吃碗面再走！”</w:t>
-      </w:r>
-    </w:p>
-    <w:p>
-      <w:pPr>
-        <w:spacing w:after="80" w:line="360" w:lineRule="auto"/>
-        <w:ind w:firstLine="480"/>
-      </w:pPr>
-      <w:r>
-        <w:t>许安摇头道：“天都要黑了，得快点回去。”</w:t>
-      </w:r>
-    </w:p>
-    <w:p>
-      <w:pPr>
-        <w:spacing w:after="80" w:line="360" w:lineRule="auto"/>
-        <w:ind w:firstLine="480"/>
-      </w:pPr>
-      <w:r>
-        <w:t>见许安不肯过来，周成干脆走到桥边，一把搂住他的肩膀，拉着他往面摊走：“这路都走了多少遍了，黑点怕啥，还能有鬼不成？没事，真有鬼来了我护着你！”</w:t>
+        <w:rPr>
+          <w:rFonts w:hint="eastAsia"/>
+          <w:lang w:eastAsia="zh-CN"/>
+        </w:rPr>
+        <w:t>沈川</w:t>
+      </w:r>
+      <w:r>
+        <w:t>被一头驮年货的骡子堵在青河镇桥上，抬头看了看天色。这几天为了多挣些工钱，一直拖到现在才回家，再耽搁，后半程就得摸黑走了。</w:t>
+      </w:r>
+    </w:p>
+    <w:p>
+      <w:pPr>
+        <w:spacing w:after="80" w:line="360" w:lineRule="auto"/>
+        <w:ind w:firstLine="480"/>
+      </w:pPr>
+      <w:r>
+        <w:t>“</w:t>
+      </w:r>
+      <w:r>
+        <w:rPr>
+          <w:rFonts w:hint="eastAsia"/>
+          <w:lang w:eastAsia="zh-CN"/>
+        </w:rPr>
+        <w:t>沈川</w:t>
+      </w:r>
+      <w:r>
+        <w:t>！”</w:t>
+      </w:r>
+    </w:p>
+    <w:p>
+      <w:pPr>
+        <w:spacing w:after="80" w:line="360" w:lineRule="auto"/>
+        <w:ind w:firstLine="480"/>
+      </w:pPr>
+      <w:r>
+        <w:rPr>
+          <w:rFonts w:hint="eastAsia"/>
+          <w:lang w:eastAsia="zh-CN"/>
+        </w:rPr>
+        <w:t>沈川</w:t>
+      </w:r>
+      <w:r>
+        <w:t>顺着声音看过去，临河的面摊支着一块旧布棚，周成坐在棚边，半个身子探出来，正冲他招手：“过来吃碗面再走！”</w:t>
+      </w:r>
+    </w:p>
+    <w:p>
+      <w:pPr>
+        <w:spacing w:after="80" w:line="360" w:lineRule="auto"/>
+        <w:ind w:firstLine="480"/>
+      </w:pPr>
+      <w:r>
+        <w:rPr>
+          <w:rFonts w:hint="eastAsia"/>
+          <w:lang w:eastAsia="zh-CN"/>
+        </w:rPr>
+        <w:t>沈川</w:t>
+      </w:r>
+      <w:r>
+        <w:t>摇头道：“天都要黑了，得快点回去。”</w:t>
+      </w:r>
+    </w:p>
+    <w:p>
+      <w:pPr>
+        <w:spacing w:after="80" w:line="360" w:lineRule="auto"/>
+        <w:ind w:firstLine="480"/>
+      </w:pPr>
+      <w:r>
+        <w:t>见</w:t>
+      </w:r>
+      <w:r>
+        <w:rPr>
+          <w:rFonts w:hint="eastAsia"/>
+          <w:lang w:eastAsia="zh-CN"/>
+        </w:rPr>
+        <w:t>沈川</w:t>
+      </w:r>
+      <w:r>
+        <w:t>不肯过来，周成干脆走到桥边，一把搂住他的肩膀，拉着他往面摊走：“这路都走了多少遍了，黑点怕啥，还能有鬼不成？没事，真有鬼来了我护着你！”</w:t>
       </w:r>
     </w:p>
     <w:p>
@@ -82,16 +134,33 @@
         <w:ind w:firstLine="480"/>
       </w:pPr>
       <w:r>
-        <w:t>许安拗不过他，只好坐下。</w:t>
-      </w:r>
-    </w:p>
-    <w:p>
-      <w:pPr>
-        <w:spacing w:after="80" w:line="360" w:lineRule="auto"/>
-        <w:ind w:firstLine="480"/>
-      </w:pPr>
-      <w:r>
-        <w:t>周成是许安最要好的朋友，两人住在一个村子，认识三年多，最近又一起在镇上做泥瓦杂活。</w:t>
+        <w:rPr>
+          <w:rFonts w:hint="eastAsia"/>
+          <w:lang w:eastAsia="zh-CN"/>
+        </w:rPr>
+        <w:t>沈川</w:t>
+      </w:r>
+      <w:r>
+        <w:t>拗不过他，只好坐下。</w:t>
+      </w:r>
+    </w:p>
+    <w:p>
+      <w:pPr>
+        <w:spacing w:after="80" w:line="360" w:lineRule="auto"/>
+        <w:ind w:firstLine="480"/>
+      </w:pPr>
+      <w:r>
+        <w:t>周成是</w:t>
+      </w:r>
+      <w:r>
+        <w:rPr>
+          <w:rFonts w:hint="eastAsia"/>
+          <w:lang w:eastAsia="zh-CN"/>
+        </w:rPr>
+        <w:t>沈川</w:t>
+      </w:r>
+      <w:r>
+        <w:t>最要好的朋友，两人住在一个村子，认识三年多，最近又一起在镇上做泥瓦杂活。</w:t>
       </w:r>
     </w:p>
     <w:p>
@@ -126,7 +195,14 @@
         <w:ind w:firstLine="480"/>
       </w:pPr>
       <w:r>
-        <w:t>许安把包袱放到地上，问道：“都快过年了，你怎么还往镇上跑？”</w:t>
+        <w:rPr>
+          <w:rFonts w:hint="eastAsia"/>
+          <w:lang w:eastAsia="zh-CN"/>
+        </w:rPr>
+        <w:t>沈川</w:t>
+      </w:r>
+      <w:r>
+        <w:t>把包袱放到地上，问道：“都快过年了，你怎么还往镇上跑？”</w:t>
       </w:r>
     </w:p>
     <w:p>
@@ -171,7 +247,14 @@
         <w:ind w:firstLine="480"/>
       </w:pPr>
       <w:r>
-        <w:t>许安看了过来：“手怎么了？”</w:t>
+        <w:rPr>
+          <w:rFonts w:hint="eastAsia"/>
+          <w:lang w:eastAsia="zh-CN"/>
+        </w:rPr>
+        <w:t>沈川</w:t>
+      </w:r>
+      <w:r>
+        <w:t>看了过来：“手怎么了？”</w:t>
       </w:r>
     </w:p>
     <w:p>
@@ -245,16 +328,36 @@
         <w:ind w:firstLine="480"/>
       </w:pPr>
       <w:r>
-        <w:t>周成猛地站起来，腿弯撞翻了长凳，一个没站稳，人也跟着往下栽。许安反应快，忙扑过去扯住他的胳膊，赵顺也从另一边扶住，这才没让他磕在桌角。</w:t>
-      </w:r>
-    </w:p>
-    <w:p>
-      <w:pPr>
-        <w:spacing w:after="80" w:line="360" w:lineRule="auto"/>
-        <w:ind w:firstLine="480"/>
-      </w:pPr>
-      <w:r>
-        <w:t>“怎么了这是？”许安皱着眉</w:t>
+        <w:t>周成猛地站起来，腿弯撞翻了长凳，一个没站稳，人也跟着往下栽。</w:t>
+      </w:r>
+      <w:r>
+        <w:rPr>
+          <w:rFonts w:hint="eastAsia"/>
+          <w:lang w:eastAsia="zh-CN"/>
+        </w:rPr>
+        <w:t>沈川</w:t>
+      </w:r>
+      <w:r>
+        <w:t>反应快，忙扑过去扯住他的胳膊，赵顺也从另一边扶住，这才没让他磕在桌角。</w:t>
+      </w:r>
+    </w:p>
+    <w:p>
+      <w:pPr>
+        <w:spacing w:after="80" w:line="360" w:lineRule="auto"/>
+        <w:ind w:firstLine="480"/>
+      </w:pPr>
+      <w:r>
+        <w:t>“怎么了这是？”</w:t>
+      </w:r>
+      <w:r>
+        <w:rPr>
+          <w:rFonts w:hint="eastAsia"/>
+          <w:lang w:eastAsia="zh-CN"/>
+        </w:rPr>
+        <w:t>沈川</w:t>
+      </w:r>
+      <w:r>
+        <w:t>皱着眉</w:t>
       </w:r>
       <w:r>
         <w:rPr>
@@ -282,7 +385,17 @@
         <w:ind w:firstLine="480"/>
       </w:pPr>
       <w:r>
-        <w:t>“腿麻了？”许安问。</w:t>
+        <w:t>“腿麻了？”</w:t>
+      </w:r>
+      <w:r>
+        <w:rPr>
+          <w:rFonts w:hint="eastAsia"/>
+          <w:lang w:eastAsia="zh-CN"/>
+        </w:rPr>
+        <w:t>沈川</w:t>
+      </w:r>
+      <w:r>
+        <w:t>问。</w:t>
       </w:r>
     </w:p>
     <w:p>
@@ -300,7 +413,17 @@
         <w:ind w:firstLine="480"/>
       </w:pPr>
       <w:r>
-        <w:t>“疼不疼？”许安又问。</w:t>
+        <w:t>“疼不疼？”</w:t>
+      </w:r>
+      <w:r>
+        <w:rPr>
+          <w:rFonts w:hint="eastAsia"/>
+          <w:lang w:eastAsia="zh-CN"/>
+        </w:rPr>
+        <w:t>沈川</w:t>
+      </w:r>
+      <w:r>
+        <w:t>又问。</w:t>
       </w:r>
     </w:p>
     <w:p>
@@ -317,13 +440,22 @@
         <w:spacing w:after="80" w:line="360" w:lineRule="auto"/>
         <w:ind w:firstLine="480"/>
       </w:pPr>
+      <w:r>
+        <w:rPr>
+          <w:rFonts w:hint="eastAsia" w:cs="宋体"/>
+          <w:sz w:val="24"/>
+          <w:szCs w:val="24"/>
+          <w:lang w:eastAsia="zh-CN"/>
+        </w:rPr>
+        <w:t>沈川</w:t>
+      </w:r>
       <w:r>
         <w:rPr>
           <w:rFonts w:ascii="宋体" w:hAnsi="宋体" w:eastAsia="宋体" w:cs="宋体"/>
           <w:sz w:val="24"/>
           <w:szCs w:val="24"/>
         </w:rPr>
-        <w:t>许安扶着他站起身</w:t>
+        <w:t>扶着他站起身</w:t>
       </w:r>
       <w:r>
         <w:rPr>
@@ -378,16 +510,33 @@
         <w:ind w:firstLine="480"/>
       </w:pPr>
       <w:r>
-        <w:t>许安拦住他：“别动。快去请郎中。”</w:t>
-      </w:r>
-    </w:p>
-    <w:p>
-      <w:pPr>
-        <w:spacing w:after="80" w:line="360" w:lineRule="auto"/>
-        <w:ind w:firstLine="480"/>
-      </w:pPr>
-      <w:r>
-        <w:t>看着许安严肃的神情，赵顺犹豫了下，没再废话，转身便跑。</w:t>
+        <w:rPr>
+          <w:rFonts w:hint="eastAsia"/>
+          <w:lang w:eastAsia="zh-CN"/>
+        </w:rPr>
+        <w:t>沈川</w:t>
+      </w:r>
+      <w:r>
+        <w:t>拦住他：“别动。快去请郎中。”</w:t>
+      </w:r>
+    </w:p>
+    <w:p>
+      <w:pPr>
+        <w:spacing w:after="80" w:line="360" w:lineRule="auto"/>
+        <w:ind w:firstLine="480"/>
+      </w:pPr>
+      <w:r>
+        <w:t>看着</w:t>
+      </w:r>
+      <w:r>
+        <w:rPr>
+          <w:rFonts w:hint="eastAsia"/>
+          <w:lang w:eastAsia="zh-CN"/>
+        </w:rPr>
+        <w:t>沈川</w:t>
+      </w:r>
+      <w:r>
+        <w:t>严肃的神情，赵顺犹豫了下，没再废话，转身便跑。</w:t>
       </w:r>
     </w:p>
     <w:p>
@@ -415,16 +564,36 @@
         <w:ind w:firstLine="480"/>
       </w:pPr>
       <w:r>
-        <w:t>有人认出了周成，隔着人群问他是不是喝多了，还有人凑过来想帮忙。许安怕他们乱拉伤着人，连忙拦下，让小二把桌凳挪开些。</w:t>
-      </w:r>
-    </w:p>
-    <w:p>
-      <w:pPr>
-        <w:spacing w:after="80" w:line="360" w:lineRule="auto"/>
-        <w:ind w:firstLine="480"/>
-      </w:pPr>
-      <w:r>
-        <w:t>周成还想站起来。许安劝了两句，他才停下，靠着桌腿喘气。</w:t>
+        <w:t>有人认出了周成，隔着人群问他是不是喝多了，还有人凑过来想帮忙。</w:t>
+      </w:r>
+      <w:r>
+        <w:rPr>
+          <w:rFonts w:hint="eastAsia"/>
+          <w:lang w:eastAsia="zh-CN"/>
+        </w:rPr>
+        <w:t>沈川</w:t>
+      </w:r>
+      <w:r>
+        <w:t>怕他们乱拉伤着人，连忙拦下，让小二把桌凳挪开些。</w:t>
+      </w:r>
+    </w:p>
+    <w:p>
+      <w:pPr>
+        <w:spacing w:after="80" w:line="360" w:lineRule="auto"/>
+        <w:ind w:firstLine="480"/>
+      </w:pPr>
+      <w:r>
+        <w:t>周成还想站起来。</w:t>
+      </w:r>
+      <w:r>
+        <w:rPr>
+          <w:rFonts w:hint="eastAsia"/>
+          <w:lang w:eastAsia="zh-CN"/>
+        </w:rPr>
+        <w:t>沈川</w:t>
+      </w:r>
+      <w:r>
+        <w:t>劝了两句，他才停下，靠着桌腿喘气。</w:t>
       </w:r>
     </w:p>
     <w:p>
@@ -442,34 +611,91 @@
         <w:ind w:firstLine="480"/>
       </w:pPr>
       <w:r>
-        <w:t>许安也想到了这个，他对医术一窍不通，除了等郎中，也不敢做别的。周成听见了，抬头看着许安，想问又不敢问。</w:t>
-      </w:r>
-    </w:p>
-    <w:p>
-      <w:pPr>
-        <w:spacing w:after="80" w:line="360" w:lineRule="auto"/>
-        <w:ind w:firstLine="480"/>
-      </w:pPr>
-      <w:r>
-        <w:t>“没事的，先歇会儿，等郎中来了再说。”许安安慰道。</w:t>
-      </w:r>
-    </w:p>
-    <w:p>
-      <w:pPr>
-        <w:spacing w:after="80" w:line="360" w:lineRule="auto"/>
-        <w:ind w:firstLine="480"/>
-      </w:pPr>
-      <w:r>
-        <w:t>这时，一个身材干瘦、鬓角花白的老汉挤了进来，是最近带许安和周成接泥瓦活的孙伯。他本来在附近闲逛，听说有人犯病，便过来看热闹，没想到出事的是周成。问清怎么回事，孙伯就帮着劝散围观的人，还让小二拿件干衣裳来。</w:t>
-      </w:r>
-    </w:p>
-    <w:p>
-      <w:pPr>
-        <w:spacing w:after="80" w:line="360" w:lineRule="auto"/>
-        <w:ind w:firstLine="480"/>
-      </w:pPr>
-      <w:r>
-        <w:t>周成浑身都是面汤，风一吹，已经开始打哆嗦。许安替他脱去湿外衣，刚把干衣裳披上，就听见他叫自己：“许安，我想回</w:t>
+        <w:rPr>
+          <w:rFonts w:hint="eastAsia"/>
+          <w:lang w:eastAsia="zh-CN"/>
+        </w:rPr>
+        <w:t>沈川</w:t>
+      </w:r>
+      <w:r>
+        <w:t>也想到了这个，他对医术一窍不通，除了等郎中，也不敢做别的。周成听见了，抬头看着</w:t>
+      </w:r>
+      <w:r>
+        <w:rPr>
+          <w:rFonts w:hint="eastAsia"/>
+          <w:lang w:eastAsia="zh-CN"/>
+        </w:rPr>
+        <w:t>沈川</w:t>
+      </w:r>
+      <w:r>
+        <w:t>，想问又不敢问。</w:t>
+      </w:r>
+    </w:p>
+    <w:p>
+      <w:pPr>
+        <w:spacing w:after="80" w:line="360" w:lineRule="auto"/>
+        <w:ind w:firstLine="480"/>
+      </w:pPr>
+      <w:r>
+        <w:t>“没事的，先歇会儿，等郎中来了再说。”</w:t>
+      </w:r>
+      <w:r>
+        <w:rPr>
+          <w:rFonts w:hint="eastAsia"/>
+          <w:lang w:eastAsia="zh-CN"/>
+        </w:rPr>
+        <w:t>沈川</w:t>
+      </w:r>
+      <w:r>
+        <w:t>安慰道。</w:t>
+      </w:r>
+    </w:p>
+    <w:p>
+      <w:pPr>
+        <w:spacing w:after="80" w:line="360" w:lineRule="auto"/>
+        <w:ind w:firstLine="480"/>
+      </w:pPr>
+      <w:r>
+        <w:t>这时，一个身材干瘦、鬓角花白的老汉挤了进来，是最近带</w:t>
+      </w:r>
+      <w:r>
+        <w:rPr>
+          <w:rFonts w:hint="eastAsia"/>
+          <w:lang w:eastAsia="zh-CN"/>
+        </w:rPr>
+        <w:t>沈川</w:t>
+      </w:r>
+      <w:r>
+        <w:t>和周成接泥瓦活的孙伯。他本来在附近闲逛，听说有人犯病，便过来看热闹，没想到出事的是周成。问清怎么回事，孙伯就帮着劝散围观的人，还让小二拿件干衣裳来。</w:t>
+      </w:r>
+    </w:p>
+    <w:p>
+      <w:pPr>
+        <w:spacing w:after="80" w:line="360" w:lineRule="auto"/>
+        <w:ind w:firstLine="480"/>
+      </w:pPr>
+      <w:r>
+        <w:t>周成浑身都是面汤，风一吹，已经开始打哆嗦。</w:t>
+      </w:r>
+      <w:r>
+        <w:rPr>
+          <w:rFonts w:hint="eastAsia"/>
+          <w:lang w:eastAsia="zh-CN"/>
+        </w:rPr>
+        <w:t>沈川</w:t>
+      </w:r>
+      <w:r>
+        <w:t>替他脱去湿外衣，刚把干衣裳披上，就听见他叫自己：“</w:t>
+      </w:r>
+      <w:r>
+        <w:rPr>
+          <w:rFonts w:hint="eastAsia"/>
+          <w:lang w:eastAsia="zh-CN"/>
+        </w:rPr>
+        <w:t>沈川</w:t>
+      </w:r>
+      <w:r>
+        <w:t>，我想回</w:t>
       </w:r>
       <w:r>
         <w:rPr>
@@ -488,7 +714,14 @@
         <w:ind w:firstLine="480"/>
       </w:pPr>
       <w:r>
-        <w:t>许安道：“看完病就送你回</w:t>
+        <w:rPr>
+          <w:rFonts w:hint="eastAsia"/>
+          <w:lang w:eastAsia="zh-CN"/>
+        </w:rPr>
+        <w:t>沈川</w:t>
+      </w:r>
+      <w:r>
+        <w:t>道：“看完病就送你回</w:t>
       </w:r>
       <w:r>
         <w:rPr>
@@ -546,7 +779,14 @@
         <w:ind w:firstLine="480"/>
       </w:pPr>
       <w:r>
-        <w:t>许安心里一惊。他刚刚还说回家的路不知道走了多少遍，怎么这会儿就忘了？难道这病还伤了脑子？</w:t>
+        <w:rPr>
+          <w:rFonts w:hint="eastAsia"/>
+          <w:lang w:eastAsia="zh-CN"/>
+        </w:rPr>
+        <w:t>沈川</w:t>
+      </w:r>
+      <w:r>
+        <w:t>心里一惊。他刚刚还说回家的路不知道走了多少遍，怎么这会儿就忘了？难道这病还伤了脑子？</w:t>
       </w:r>
     </w:p>
     <w:p>
@@ -564,7 +804,14 @@
         <w:ind w:firstLine="480"/>
       </w:pPr>
       <w:r>
-        <w:t>许安一开始以为自己没听清，</w:t>
+        <w:rPr>
+          <w:rFonts w:hint="eastAsia"/>
+          <w:lang w:eastAsia="zh-CN"/>
+        </w:rPr>
+        <w:t>沈川</w:t>
+      </w:r>
+      <w:r>
+        <w:t>一开始以为自己没听清，</w:t>
       </w:r>
       <w:r>
         <w:rPr>
@@ -583,7 +830,17 @@
         <w:ind w:firstLine="480"/>
       </w:pPr>
       <w:r>
-        <w:t>周成急得直扯他的衣袖，嘴巴张了又合，越着急越说不清。许安看得也慌了。</w:t>
+        <w:t>周成急得直扯他的衣袖，嘴巴张了又合，越着急越说不清。</w:t>
+      </w:r>
+      <w:r>
+        <w:rPr>
+          <w:rFonts w:hint="eastAsia"/>
+          <w:lang w:eastAsia="zh-CN"/>
+        </w:rPr>
+        <w:t>沈川</w:t>
+      </w:r>
+      <w:r>
+        <w:t>看得也慌了。</w:t>
       </w:r>
     </w:p>
     <w:p>
@@ -610,16 +867,36 @@
         <w:ind w:firstLine="480"/>
       </w:pPr>
       <w:r>
-        <w:t>“大夫，快给他看看！”许安连忙说道。</w:t>
-      </w:r>
-    </w:p>
-    <w:p>
-      <w:pPr>
-        <w:spacing w:after="80" w:line="360" w:lineRule="auto"/>
-        <w:ind w:firstLine="480"/>
-      </w:pPr>
-      <w:r>
-        <w:t>老郎中蹲下来把脉，许安在旁边把经过说了一遍。</w:t>
+        <w:t>“大夫，快给他看看！”</w:t>
+      </w:r>
+      <w:r>
+        <w:rPr>
+          <w:rFonts w:hint="eastAsia"/>
+          <w:lang w:eastAsia="zh-CN"/>
+        </w:rPr>
+        <w:t>沈川</w:t>
+      </w:r>
+      <w:r>
+        <w:t>连忙说道。</w:t>
+      </w:r>
+    </w:p>
+    <w:p>
+      <w:pPr>
+        <w:spacing w:after="80" w:line="360" w:lineRule="auto"/>
+        <w:ind w:firstLine="480"/>
+      </w:pPr>
+      <w:r>
+        <w:t>老郎中蹲下来把脉，</w:t>
+      </w:r>
+      <w:r>
+        <w:rPr>
+          <w:rFonts w:hint="eastAsia"/>
+          <w:lang w:eastAsia="zh-CN"/>
+        </w:rPr>
+        <w:t>沈川</w:t>
+      </w:r>
+      <w:r>
+        <w:t>在旁边把经过说了一遍。</w:t>
       </w:r>
     </w:p>
     <w:p>
@@ -637,7 +914,27 @@
         <w:ind w:firstLine="480"/>
       </w:pPr>
       <w:r>
-        <w:t>周成像是怕许安走，一直攥着他的袖子。许安只好跪在旁边，看着老郎中给他扎针。</w:t>
+        <w:t>周成像是怕</w:t>
+      </w:r>
+      <w:r>
+        <w:rPr>
+          <w:rFonts w:hint="eastAsia"/>
+          <w:lang w:eastAsia="zh-CN"/>
+        </w:rPr>
+        <w:t>沈川</w:t>
+      </w:r>
+      <w:r>
+        <w:t>走，一直攥着他的袖子。</w:t>
+      </w:r>
+      <w:r>
+        <w:rPr>
+          <w:rFonts w:hint="eastAsia"/>
+          <w:lang w:eastAsia="zh-CN"/>
+        </w:rPr>
+        <w:t>沈川</w:t>
+      </w:r>
+      <w:r>
+        <w:t>只好跪在旁边，看着老郎中给他扎针。</w:t>
       </w:r>
     </w:p>
     <w:p>
@@ -683,25 +980,55 @@
         <w:ind w:firstLine="480"/>
       </w:pPr>
       <w:r>
-        <w:t>老郎中又问了几句，几人知道的也不多。正说着，许安忽然觉得袖子松了，低头一看，周成的手已经滑到地上。</w:t>
-      </w:r>
-    </w:p>
-    <w:p>
-      <w:pPr>
-        <w:spacing w:after="80" w:line="360" w:lineRule="auto"/>
-        <w:ind w:firstLine="480"/>
-      </w:pPr>
-      <w:r>
-        <w:t>“周成？”许安赶忙叫他。</w:t>
-      </w:r>
-    </w:p>
-    <w:p>
-      <w:pPr>
-        <w:spacing w:after="80" w:line="360" w:lineRule="auto"/>
-        <w:ind w:firstLine="480"/>
-      </w:pPr>
-      <w:r>
-        <w:t>周成没有应声。刚才还着急地望着他的眼睛，这会儿也不动了。许安忙叫老郎中来看，老郎中俯下身检查，手上的动作也快了起来。</w:t>
+        <w:t>老郎中又问了几句，几人知道的也不多。正说着，</w:t>
+      </w:r>
+      <w:r>
+        <w:rPr>
+          <w:rFonts w:hint="eastAsia"/>
+          <w:lang w:eastAsia="zh-CN"/>
+        </w:rPr>
+        <w:t>沈川</w:t>
+      </w:r>
+      <w:r>
+        <w:t>忽然觉得袖子松了，低头一看，周成的手已经滑到地上。</w:t>
+      </w:r>
+    </w:p>
+    <w:p>
+      <w:pPr>
+        <w:spacing w:after="80" w:line="360" w:lineRule="auto"/>
+        <w:ind w:firstLine="480"/>
+      </w:pPr>
+      <w:r>
+        <w:t>“周成？”</w:t>
+      </w:r>
+      <w:r>
+        <w:rPr>
+          <w:rFonts w:hint="eastAsia"/>
+          <w:lang w:eastAsia="zh-CN"/>
+        </w:rPr>
+        <w:t>沈川</w:t>
+      </w:r>
+      <w:r>
+        <w:t>赶忙叫他。</w:t>
+      </w:r>
+    </w:p>
+    <w:p>
+      <w:pPr>
+        <w:spacing w:after="80" w:line="360" w:lineRule="auto"/>
+        <w:ind w:firstLine="480"/>
+      </w:pPr>
+      <w:r>
+        <w:t>周成没有应声。刚才还着急地望着他的眼睛，这会儿也不动了。</w:t>
+      </w:r>
+      <w:r>
+        <w:rPr>
+          <w:rFonts w:hint="eastAsia"/>
+          <w:lang w:eastAsia="zh-CN"/>
+        </w:rPr>
+        <w:t>沈川</w:t>
+      </w:r>
+      <w:r>
+        <w:t>忙叫老郎中来看，老郎中俯下身检查，手上的动作也快了起来。</w:t>
       </w:r>
     </w:p>
     <w:p>
@@ -737,7 +1064,14 @@
         <w:ind w:firstLine="480"/>
       </w:pPr>
       <w:r>
-        <w:t>许安愣住了。</w:t>
+        <w:rPr>
+          <w:rFonts w:hint="eastAsia"/>
+          <w:lang w:eastAsia="zh-CN"/>
+        </w:rPr>
+        <w:t>沈川</w:t>
+      </w:r>
+      <w:r>
+        <w:t>愣住了。</w:t>
       </w:r>
     </w:p>
     <w:p>
@@ -776,7 +1110,17 @@
         <w:t>这句话</w:t>
       </w:r>
       <w:r>
-        <w:t>，还是不敢相信。刚刚还招呼他一起吃面，这才过多久，人就没气了。</w:t>
+        <w:t>，还是不敢相信。</w:t>
+      </w:r>
+      <w:r>
+        <w:rPr>
+          <w:rFonts w:hint="eastAsia"/>
+          <w:lang w:val="en-US" w:eastAsia="zh-CN"/>
+        </w:rPr>
+        <w:t>好端端一个人，怎么说没就没了</w:t>
+      </w:r>
+      <w:r>
+        <w:t>。</w:t>
       </w:r>
     </w:p>
     <w:p>
@@ -853,16 +1197,33 @@
         <w:ind w:firstLine="480"/>
       </w:pPr>
       <w:r>
-        <w:t>许安还跪在那里，有些恍惚。他和周成认识三年多，知道他平时连小病都很少得，实在想不通，吃顿面的工夫，人怎么就没了。</w:t>
-      </w:r>
-    </w:p>
-    <w:p>
-      <w:pPr>
-        <w:spacing w:after="80" w:line="360" w:lineRule="auto"/>
-        <w:ind w:firstLine="480"/>
-      </w:pPr>
-      <w:r>
-        <w:t>“大夫，他到底得的什么病？”许安问道。</w:t>
+        <w:rPr>
+          <w:rFonts w:hint="eastAsia"/>
+          <w:lang w:eastAsia="zh-CN"/>
+        </w:rPr>
+        <w:t>沈川</w:t>
+      </w:r>
+      <w:r>
+        <w:t>还跪在那里，有些恍惚。他和周成认识三年多，知道他平时连小病都很少得，实在想不通，吃顿面的工夫，人怎么就没了。</w:t>
+      </w:r>
+    </w:p>
+    <w:p>
+      <w:pPr>
+        <w:spacing w:after="80" w:line="360" w:lineRule="auto"/>
+        <w:ind w:firstLine="480"/>
+      </w:pPr>
+      <w:r>
+        <w:t>“大夫，他到底得的什么病？”</w:t>
+      </w:r>
+      <w:r>
+        <w:rPr>
+          <w:rFonts w:hint="eastAsia"/>
+          <w:lang w:eastAsia="zh-CN"/>
+        </w:rPr>
+        <w:t>沈川</w:t>
+      </w:r>
+      <w:r>
+        <w:t>问道。</w:t>
       </w:r>
     </w:p>
     <w:p>
@@ -880,25 +1241,52 @@
         <w:ind w:firstLine="480"/>
       </w:pPr>
       <w:r>
-        <w:t>赵顺这才开口：“刚才你没来的时候，”他指了指许安，“他买东西就老是数错钱，好几次还是我帮他数的。”</w:t>
-      </w:r>
-    </w:p>
-    <w:p>
-      <w:pPr>
-        <w:spacing w:after="80" w:line="360" w:lineRule="auto"/>
-        <w:ind w:firstLine="480"/>
-      </w:pPr>
-      <w:r>
-        <w:t>听赵顺这么一说，许安也想起来了。昨天周成的鞋带开了，他提醒了一句，结果周成蹲在那里，半天都没系好。</w:t>
-      </w:r>
-    </w:p>
-    <w:p>
-      <w:pPr>
-        <w:spacing w:after="80" w:line="360" w:lineRule="auto"/>
-        <w:ind w:firstLine="480"/>
-      </w:pPr>
-      <w:r>
-        <w:t>许安把这事也说了。老郎中听完，又问他周成当时有没有头疼、手脚发麻</w:t>
+        <w:t>赵顺这才开口：“刚才你没来的时候，”他指了指</w:t>
+      </w:r>
+      <w:r>
+        <w:rPr>
+          <w:rFonts w:hint="eastAsia"/>
+          <w:lang w:eastAsia="zh-CN"/>
+        </w:rPr>
+        <w:t>沈川</w:t>
+      </w:r>
+      <w:r>
+        <w:t>，“他买东西就老是数错钱，好几次还是我帮他数的。”</w:t>
+      </w:r>
+    </w:p>
+    <w:p>
+      <w:pPr>
+        <w:spacing w:after="80" w:line="360" w:lineRule="auto"/>
+        <w:ind w:firstLine="480"/>
+      </w:pPr>
+      <w:r>
+        <w:t>听赵顺这么一说，</w:t>
+      </w:r>
+      <w:r>
+        <w:rPr>
+          <w:rFonts w:hint="eastAsia"/>
+          <w:lang w:eastAsia="zh-CN"/>
+        </w:rPr>
+        <w:t>沈川</w:t>
+      </w:r>
+      <w:r>
+        <w:t>也想起来了。昨天周成的鞋带开了，他提醒了一句，结果周成蹲在那里，半天都没系好。</w:t>
+      </w:r>
+    </w:p>
+    <w:p>
+      <w:pPr>
+        <w:spacing w:after="80" w:line="360" w:lineRule="auto"/>
+        <w:ind w:firstLine="480"/>
+      </w:pPr>
+      <w:r>
+        <w:rPr>
+          <w:rFonts w:hint="eastAsia"/>
+          <w:lang w:eastAsia="zh-CN"/>
+        </w:rPr>
+        <w:t>沈川</w:t>
+      </w:r>
+      <w:r>
+        <w:t>把这事也说了。老郎中听完，又问他周成当时有没有头疼、手脚发麻</w:t>
       </w:r>
       <w:r>
         <w:rPr>
@@ -917,16 +1305,36 @@
         <w:ind w:firstLine="480"/>
       </w:pPr>
       <w:r>
-        <w:t>这些许安都不知道。昨天见周成蹲在那里摆弄鞋带，他还笑了两句，谁会想到今天就出了这种事。</w:t>
-      </w:r>
-    </w:p>
-    <w:p>
-      <w:pPr>
-        <w:spacing w:after="80" w:line="360" w:lineRule="auto"/>
-        <w:ind w:firstLine="480"/>
-      </w:pPr>
-      <w:r>
-        <w:t>“大夫，这到底是不是中风？”许安问道。</w:t>
+        <w:t>这些</w:t>
+      </w:r>
+      <w:r>
+        <w:rPr>
+          <w:rFonts w:hint="eastAsia"/>
+          <w:lang w:eastAsia="zh-CN"/>
+        </w:rPr>
+        <w:t>沈川</w:t>
+      </w:r>
+      <w:r>
+        <w:t>都不知道。昨天见周成蹲在那里摆弄鞋带，他还笑了两句，谁会想到今天就出了这种事。</w:t>
+      </w:r>
+    </w:p>
+    <w:p>
+      <w:pPr>
+        <w:spacing w:after="80" w:line="360" w:lineRule="auto"/>
+        <w:ind w:firstLine="480"/>
+      </w:pPr>
+      <w:r>
+        <w:t>“大夫，这到底是不是中风？”</w:t>
+      </w:r>
+      <w:r>
+        <w:rPr>
+          <w:rFonts w:hint="eastAsia"/>
+          <w:lang w:eastAsia="zh-CN"/>
+        </w:rPr>
+        <w:t>沈川</w:t>
+      </w:r>
+      <w:r>
+        <w:t>问道。</w:t>
       </w:r>
     </w:p>
     <w:p>
@@ -944,16 +1352,33 @@
         <w:ind w:firstLine="480"/>
       </w:pPr>
       <w:r>
-        <w:t>许安说了声好，想起周成的妻子阿秀还在家里，怕是到现在还等着丈夫回去。</w:t>
-      </w:r>
-    </w:p>
-    <w:p>
-      <w:pPr>
-        <w:spacing w:after="80" w:line="360" w:lineRule="auto"/>
-        <w:ind w:firstLine="480"/>
-      </w:pPr>
-      <w:r>
-        <w:t>孙伯借了辆板车回来，几人一起把周成抬了上去。许安打算先回村报信，孙伯和赵顺在后面送人。</w:t>
+        <w:rPr>
+          <w:rFonts w:hint="eastAsia"/>
+          <w:lang w:eastAsia="zh-CN"/>
+        </w:rPr>
+        <w:t>沈川</w:t>
+      </w:r>
+      <w:r>
+        <w:t>说了声好，想起周成的妻子阿秀还在家里，怕是到现在还等着丈夫回去。</w:t>
+      </w:r>
+    </w:p>
+    <w:p>
+      <w:pPr>
+        <w:spacing w:after="80" w:line="360" w:lineRule="auto"/>
+        <w:ind w:firstLine="480"/>
+      </w:pPr>
+      <w:r>
+        <w:t>孙伯借了辆板车回来，几人一起把周成抬了上去。</w:t>
+      </w:r>
+      <w:r>
+        <w:rPr>
+          <w:rFonts w:hint="eastAsia"/>
+          <w:lang w:eastAsia="zh-CN"/>
+        </w:rPr>
+        <w:t>沈川</w:t>
+      </w:r>
+      <w:r>
+        <w:t>打算先回村报信，孙伯和赵顺在后面送人。</w:t>
       </w:r>
     </w:p>
     <w:p>
@@ -976,10 +1401,7 @@
           <w:rFonts w:hint="eastAsia"/>
           <w:lang w:eastAsia="zh-CN"/>
         </w:rPr>
-        <w:t>，</w:t>
-      </w:r>
-      <w:r>
-        <w:t>许安</w:t>
+        <w:t>，沈川</w:t>
       </w:r>
       <w:r>
         <w:rPr>
@@ -1132,7 +1554,7 @@
           <w:rFonts w:hint="eastAsia"/>
           <w:lang w:val="en-US" w:eastAsia="zh-CN"/>
         </w:rPr>
-        <w:t>见是许安来了，热情道</w:t>
+        <w:t>见是沈川来了，热情道</w:t>
       </w:r>
       <w:r>
         <w:t>：“</w:t>
@@ -1142,7 +1564,7 @@
           <w:rFonts w:hint="eastAsia"/>
           <w:lang w:val="en-US" w:eastAsia="zh-CN"/>
         </w:rPr>
-        <w:t>呀，许安？来找周成的吗？他还没回来呢。</w:t>
+        <w:t>呀，沈川？来找周成的吗？他还没回来呢。</w:t>
       </w:r>
       <w:r>
         <w:t>”</w:t>
@@ -1154,7 +1576,14 @@
         <w:ind w:firstLine="480"/>
       </w:pPr>
       <w:r>
-        <w:t>许安在路上想过</w:t>
+        <w:rPr>
+          <w:rFonts w:hint="eastAsia"/>
+          <w:lang w:eastAsia="zh-CN"/>
+        </w:rPr>
+        <w:t>沈川</w:t>
+      </w:r>
+      <w:r>
+        <w:t>在路上想过</w:t>
       </w:r>
       <w:r>
         <w:rPr>
@@ -1180,7 +1609,7 @@
           <w:rFonts w:hint="eastAsia"/>
           <w:lang w:val="en-US" w:eastAsia="zh-CN"/>
         </w:rPr>
-        <w:t>见许安神情不对，问道</w:t>
+        <w:t>见沈川神情不对，问道</w:t>
       </w:r>
       <w:r>
         <w:t>。</w:t>
@@ -1212,7 +1641,11 @@
         <w:t>犹豫了许久，</w:t>
       </w:r>
       <w:r>
-        <w:t>许安</w:t>
+        <w:rPr>
+          <w:rFonts w:hint="eastAsia"/>
+          <w:lang w:eastAsia="zh-CN"/>
+        </w:rPr>
+        <w:t>沈川</w:t>
       </w:r>
       <w:r>
         <w:rPr>
@@ -1255,7 +1688,7 @@
           <w:rFonts w:hint="eastAsia"/>
           <w:lang w:val="en-US" w:eastAsia="zh-CN"/>
         </w:rPr>
-        <w:t>像是在确认。看许安神色不似作伪，才怔怔地问道</w:t>
+        <w:t>像是在确认。看沈川神色不似作伪，才怔怔地问道</w:t>
       </w:r>
       <w:r>
         <w:t>：“</w:t>
@@ -1314,7 +1747,17 @@
         <w:t>路上</w:t>
       </w:r>
       <w:r>
-        <w:t>。”许安答道。</w:t>
+        <w:t>。”</w:t>
+      </w:r>
+      <w:r>
+        <w:rPr>
+          <w:rFonts w:hint="eastAsia"/>
+          <w:lang w:eastAsia="zh-CN"/>
+        </w:rPr>
+        <w:t>沈川</w:t>
+      </w:r>
+      <w:r>
+        <w:t>答道。</w:t>
       </w:r>
     </w:p>
     <w:p>
@@ -1323,392 +1766,399 @@
         <w:ind w:firstLine="480"/>
       </w:pPr>
       <w:r>
-        <w:t>阿秀听完</w:t>
+        <w:t>阿秀听完就往外</w:t>
+      </w:r>
+      <w:r>
+        <w:rPr>
+          <w:rFonts w:hint="eastAsia"/>
+          <w:lang w:val="en-US" w:eastAsia="zh-CN"/>
+        </w:rPr>
+        <w:t>跑</w:t>
+      </w:r>
+      <w:r>
+        <w:t>，</w:t>
+      </w:r>
+      <w:r>
+        <w:rPr>
+          <w:rFonts w:hint="eastAsia"/>
+          <w:lang w:eastAsia="zh-CN"/>
+        </w:rPr>
+        <w:t>沈川</w:t>
+      </w:r>
+      <w:r>
+        <w:t>赶紧跟上。她</w:t>
+      </w:r>
+      <w:r>
+        <w:rPr>
+          <w:rFonts w:hint="eastAsia"/>
+          <w:lang w:val="en-US" w:eastAsia="zh-CN"/>
+        </w:rPr>
+        <w:t>一路小跑</w:t>
+      </w:r>
+      <w:r>
+        <w:t>，边</w:t>
+      </w:r>
+      <w:r>
+        <w:rPr>
+          <w:rFonts w:hint="eastAsia"/>
+          <w:lang w:val="en-US" w:eastAsia="zh-CN"/>
+        </w:rPr>
+        <w:t>跑</w:t>
+      </w:r>
+      <w:r>
+        <w:t>边问</w:t>
+      </w:r>
+      <w:r>
+        <w:rPr>
+          <w:rFonts w:hint="eastAsia"/>
+          <w:lang w:val="en-US" w:eastAsia="zh-CN"/>
+        </w:rPr>
+        <w:t>具体情况</w:t>
+      </w:r>
+      <w:r>
+        <w:t>。</w:t>
+      </w:r>
+      <w:r>
+        <w:rPr>
+          <w:rFonts w:hint="eastAsia"/>
+          <w:lang w:eastAsia="zh-CN"/>
+        </w:rPr>
+        <w:t>沈川</w:t>
+      </w:r>
+      <w:r>
+        <w:t>把面摊上的事告诉她，说到周成忽然不会站了，阿秀</w:t>
+      </w:r>
+      <w:r>
+        <w:rPr>
+          <w:rFonts w:hint="eastAsia"/>
+          <w:lang w:val="en-US" w:eastAsia="zh-CN"/>
+        </w:rPr>
+        <w:t>顿了下脚步</w:t>
+      </w:r>
+      <w:r>
+        <w:t>。</w:t>
+      </w:r>
+    </w:p>
+    <w:p>
+      <w:pPr>
+        <w:spacing w:after="40" w:line="360" w:lineRule="auto"/>
+        <w:ind w:firstLine="480"/>
+      </w:pPr>
+      <w:r>
+        <w:t>两人走出村子不远，便看见赵顺和孙伯推着板车过来。阿秀跑到车旁，一把抓住周成的手，</w:t>
+      </w:r>
+      <w:r>
+        <w:rPr>
+          <w:rFonts w:hint="eastAsia"/>
+          <w:lang w:val="en-US" w:eastAsia="zh-CN"/>
+        </w:rPr>
+        <w:t>一边晃他一边</w:t>
+      </w:r>
+      <w:r>
+        <w:t>叫他的名字。</w:t>
+      </w:r>
+    </w:p>
+    <w:p>
+      <w:pPr>
+        <w:spacing w:after="40" w:line="360" w:lineRule="auto"/>
+        <w:ind w:firstLine="480"/>
+        <w:rPr>
+          <w:rFonts w:hint="eastAsia" w:eastAsia="宋体"/>
+          <w:lang w:eastAsia="zh-CN"/>
+        </w:rPr>
+      </w:pPr>
+      <w:r>
+        <w:rPr>
+          <w:rFonts w:hint="eastAsia"/>
+          <w:lang w:eastAsia="zh-CN"/>
+        </w:rPr>
+        <w:t>“</w:t>
+      </w:r>
+      <w:r>
+        <w:rPr>
+          <w:rFonts w:hint="eastAsia"/>
+          <w:lang w:val="en-US" w:eastAsia="zh-CN"/>
+        </w:rPr>
+        <w:t>周成，周成，你醒醒啊！</w:t>
+      </w:r>
+      <w:r>
+        <w:rPr>
+          <w:rFonts w:hint="eastAsia"/>
+          <w:lang w:eastAsia="zh-CN"/>
+        </w:rPr>
+        <w:t>”</w:t>
+      </w:r>
+    </w:p>
+    <w:p>
+      <w:pPr>
+        <w:spacing w:after="40" w:line="360" w:lineRule="auto"/>
+        <w:ind w:firstLine="480"/>
+        <w:rPr>
+          <w:rFonts w:hint="eastAsia"/>
+          <w:lang w:val="en-US" w:eastAsia="zh-CN"/>
+        </w:rPr>
+      </w:pPr>
+      <w:r>
+        <w:rPr>
+          <w:rFonts w:hint="eastAsia"/>
+          <w:lang w:val="en-US" w:eastAsia="zh-CN"/>
+        </w:rPr>
+        <w:t>叫着叫着，她眼泪就流下来了。</w:t>
+      </w:r>
+    </w:p>
+    <w:p>
+      <w:pPr>
+        <w:spacing w:after="40" w:line="360" w:lineRule="auto"/>
+        <w:ind w:firstLine="480"/>
+      </w:pPr>
+      <w:r>
+        <w:rPr>
+          <w:rFonts w:hint="eastAsia"/>
+          <w:lang w:val="en-US" w:eastAsia="zh-CN"/>
+        </w:rPr>
+        <w:t>两人把车</w:t>
+      </w:r>
+      <w:r>
+        <w:t>停下</w:t>
+      </w:r>
+      <w:r>
+        <w:rPr>
+          <w:rFonts w:hint="eastAsia"/>
+          <w:lang w:eastAsia="zh-CN"/>
+        </w:rPr>
+        <w:t>。</w:t>
+      </w:r>
+      <w:r>
+        <w:rPr>
+          <w:rFonts w:hint="eastAsia"/>
+          <w:lang w:val="en-US" w:eastAsia="zh-CN"/>
+        </w:rPr>
+        <w:t>赵顺</w:t>
+      </w:r>
+      <w:r>
+        <w:t>想</w:t>
+      </w:r>
+      <w:r>
+        <w:rPr>
+          <w:rFonts w:hint="eastAsia"/>
+          <w:lang w:val="en-US" w:eastAsia="zh-CN"/>
+        </w:rPr>
+        <w:t>安慰些</w:t>
+      </w:r>
+      <w:r>
+        <w:t>什么，</w:t>
+      </w:r>
+      <w:r>
+        <w:rPr>
+          <w:rFonts w:hint="eastAsia"/>
+          <w:lang w:val="en-US" w:eastAsia="zh-CN"/>
+        </w:rPr>
+        <w:t>最后却只是拍了拍她的肩膀，说了句“节哀”</w:t>
+      </w:r>
+      <w:r>
+        <w:t>。</w:t>
+      </w:r>
+    </w:p>
+    <w:p>
+      <w:pPr>
+        <w:spacing w:after="40" w:line="360" w:lineRule="auto"/>
+        <w:ind w:firstLine="480"/>
+      </w:pPr>
+      <w:r>
+        <w:t>孙伯</w:t>
+      </w:r>
+      <w:r>
+        <w:rPr>
+          <w:rFonts w:hint="eastAsia"/>
+          <w:lang w:val="en-US" w:eastAsia="zh-CN"/>
+        </w:rPr>
+        <w:t>也</w:t>
+      </w:r>
+      <w:r>
+        <w:t>低声</w:t>
+      </w:r>
+      <w:r>
+        <w:rPr>
+          <w:rFonts w:hint="eastAsia"/>
+          <w:lang w:val="en-US" w:eastAsia="zh-CN"/>
+        </w:rPr>
+        <w:t>安慰</w:t>
+      </w:r>
+      <w:r>
+        <w:t>了两句，阿秀却像没听见，一直握着周成的手不放。直到</w:t>
+      </w:r>
+      <w:r>
+        <w:rPr>
+          <w:rFonts w:hint="eastAsia"/>
+          <w:lang w:eastAsia="zh-CN"/>
+        </w:rPr>
+        <w:t>沈川</w:t>
+      </w:r>
+      <w:r>
+        <w:t>叫她，她才抬头看过来。</w:t>
+      </w:r>
+    </w:p>
+    <w:p>
+      <w:pPr>
+        <w:spacing w:after="40" w:line="360" w:lineRule="auto"/>
+        <w:ind w:firstLine="480"/>
+      </w:pPr>
+      <w:r>
+        <w:t>“他早上还</w:t>
+      </w:r>
+      <w:r>
+        <w:rPr>
+          <w:rFonts w:hint="eastAsia"/>
+          <w:lang w:val="en-US" w:eastAsia="zh-CN"/>
+        </w:rPr>
+        <w:t>说回来杀鸡</w:t>
+      </w:r>
+      <w:r>
+        <w:t>……”阿秀哽咽着，后面的话已经说不清了。</w:t>
+      </w:r>
+    </w:p>
+    <w:p>
+      <w:pPr>
+        <w:spacing w:after="40" w:line="360" w:lineRule="auto"/>
+        <w:ind w:firstLine="480"/>
+      </w:pPr>
+      <w:r>
+        <w:rPr>
+          <w:rFonts w:hint="eastAsia"/>
+          <w:lang w:eastAsia="zh-CN"/>
+        </w:rPr>
+        <w:t>沈川</w:t>
+      </w:r>
+      <w:r>
+        <w:t>站在旁边，</w:t>
+      </w:r>
+      <w:r>
+        <w:rPr>
+          <w:rFonts w:hint="eastAsia"/>
+          <w:lang w:val="en-US" w:eastAsia="zh-CN"/>
+        </w:rPr>
+        <w:t>听着阿秀的哭声，再看着一动不动的周成，悲伤涌上心头</w:t>
+      </w:r>
+      <w:r>
+        <w:t>。</w:t>
+      </w:r>
+    </w:p>
+    <w:p>
+      <w:pPr>
+        <w:spacing w:after="40" w:line="360" w:lineRule="auto"/>
+        <w:ind w:firstLine="480"/>
+        <w:rPr>
+          <w:rFonts w:hint="default" w:eastAsia="宋体"/>
+          <w:lang w:val="en-US" w:eastAsia="zh-CN"/>
+        </w:rPr>
+      </w:pPr>
+      <w:r>
+        <w:rPr>
+          <w:rFonts w:hint="eastAsia"/>
+          <w:lang w:eastAsia="zh-CN"/>
+        </w:rPr>
+        <w:t>“</w:t>
+      </w:r>
+      <w:r>
+        <w:rPr>
+          <w:rFonts w:hint="eastAsia"/>
+          <w:lang w:val="en-US" w:eastAsia="zh-CN"/>
+        </w:rPr>
+        <w:t>唉</w:t>
+      </w:r>
+      <w:r>
+        <w:rPr>
+          <w:rFonts w:hint="eastAsia"/>
+          <w:lang w:eastAsia="zh-CN"/>
+        </w:rPr>
+        <w:t>……”他</w:t>
+      </w:r>
+      <w:r>
+        <w:rPr>
+          <w:rFonts w:hint="eastAsia"/>
+          <w:lang w:val="en-US" w:eastAsia="zh-CN"/>
+        </w:rPr>
+        <w:t>长长叹了口气。</w:t>
+      </w:r>
+    </w:p>
+    <w:p>
+      <w:pPr>
+        <w:spacing w:after="40" w:line="360" w:lineRule="auto"/>
+        <w:ind w:firstLine="480"/>
+      </w:pPr>
+      <w:r>
+        <w:t>村里有人听见哭声，提着灯出来看，认出</w:t>
+      </w:r>
+      <w:r>
+        <w:rPr>
+          <w:rFonts w:hint="eastAsia"/>
+          <w:lang w:eastAsia="zh-CN"/>
+        </w:rPr>
+        <w:t>了</w:t>
+      </w:r>
+      <w:r>
+        <w:t>车上的周成，都吃了一惊。</w:t>
+      </w:r>
+      <w:r>
+        <w:rPr>
+          <w:rFonts w:hint="eastAsia"/>
+          <w:lang w:val="en-US" w:eastAsia="zh-CN"/>
+        </w:rPr>
+        <w:t>了解情况后，</w:t>
+      </w:r>
+      <w:r>
+        <w:t>几个相熟的邻居便跟着帮忙，将人送回家里。</w:t>
+      </w:r>
+    </w:p>
+    <w:p>
+      <w:pPr>
+        <w:spacing w:after="40" w:line="360" w:lineRule="auto"/>
+        <w:ind w:firstLine="480"/>
+      </w:pPr>
+      <w:r>
+        <w:rPr>
+          <w:rFonts w:hint="eastAsia"/>
+          <w:lang w:val="en-US" w:eastAsia="zh-CN"/>
+        </w:rPr>
+        <w:t>后面</w:t>
+      </w:r>
+      <w:r>
+        <w:t>陆续</w:t>
+      </w:r>
+      <w:r>
+        <w:rPr>
+          <w:rFonts w:hint="eastAsia"/>
+          <w:lang w:val="en-US" w:eastAsia="zh-CN"/>
+        </w:rPr>
+        <w:t>又</w:t>
+      </w:r>
+      <w:r>
+        <w:t>来了些人，</w:t>
+      </w:r>
+      <w:r>
+        <w:rPr>
+          <w:rFonts w:hint="eastAsia"/>
+          <w:lang w:val="en-US" w:eastAsia="zh-CN"/>
+        </w:rPr>
+        <w:t>都在问</w:t>
+      </w:r>
+      <w:r>
+        <w:t>出了什么事。</w:t>
+      </w:r>
+      <w:r>
+        <w:rPr>
+          <w:rFonts w:hint="eastAsia"/>
+          <w:lang w:eastAsia="zh-CN"/>
+        </w:rPr>
+        <w:t>沈川</w:t>
+      </w:r>
+      <w:r>
+        <w:t>把经过说了几遍，说到后来，自己</w:t>
       </w:r>
       <w:bookmarkStart w:id="0" w:name="_GoBack"/>
       <w:bookmarkEnd w:id="0"/>
       <w:r>
-        <w:t>就往外</w:t>
-      </w:r>
-      <w:r>
-        <w:rPr>
-          <w:rFonts w:hint="eastAsia"/>
-          <w:lang w:val="en-US" w:eastAsia="zh-CN"/>
-        </w:rPr>
-        <w:t>跑</w:t>
-      </w:r>
-      <w:r>
-        <w:t>，许安赶紧跟上。她</w:t>
-      </w:r>
-      <w:r>
-        <w:rPr>
-          <w:rFonts w:hint="eastAsia"/>
-          <w:lang w:val="en-US" w:eastAsia="zh-CN"/>
-        </w:rPr>
-        <w:t>一路小跑</w:t>
-      </w:r>
-      <w:r>
-        <w:t>，边</w:t>
-      </w:r>
-      <w:r>
-        <w:rPr>
-          <w:rFonts w:hint="eastAsia"/>
-          <w:lang w:val="en-US" w:eastAsia="zh-CN"/>
-        </w:rPr>
-        <w:t>跑</w:t>
-      </w:r>
-      <w:r>
-        <w:t>边问</w:t>
-      </w:r>
-      <w:r>
-        <w:rPr>
-          <w:rFonts w:hint="eastAsia"/>
-          <w:lang w:val="en-US" w:eastAsia="zh-CN"/>
-        </w:rPr>
-        <w:t>具体情况</w:t>
-      </w:r>
-      <w:r>
-        <w:t>。许安把面摊上的事告诉她，说到周成忽然不会站了，阿秀</w:t>
-      </w:r>
-      <w:r>
-        <w:rPr>
-          <w:rFonts w:hint="eastAsia"/>
-          <w:lang w:val="en-US" w:eastAsia="zh-CN"/>
-        </w:rPr>
-        <w:t>顿了下脚步</w:t>
-      </w:r>
-      <w:r>
-        <w:t>。</w:t>
-      </w:r>
-    </w:p>
-    <w:p>
-      <w:pPr>
-        <w:spacing w:after="40" w:line="360" w:lineRule="auto"/>
-        <w:ind w:firstLine="480"/>
-      </w:pPr>
-      <w:r>
-        <w:t>两人走出村子不远，便看见赵顺和孙伯推着板车过来。阿秀跑到车旁，一把抓住周成的手，</w:t>
-      </w:r>
-      <w:r>
-        <w:rPr>
-          <w:rFonts w:hint="eastAsia"/>
-          <w:lang w:val="en-US" w:eastAsia="zh-CN"/>
-        </w:rPr>
-        <w:t>一边晃他一边</w:t>
-      </w:r>
-      <w:r>
-        <w:t>叫他的名字。</w:t>
-      </w:r>
-    </w:p>
-    <w:p>
-      <w:pPr>
-        <w:spacing w:after="40" w:line="360" w:lineRule="auto"/>
-        <w:ind w:firstLine="480"/>
-        <w:rPr>
-          <w:rFonts w:hint="eastAsia" w:eastAsia="宋体"/>
-          <w:lang w:eastAsia="zh-CN"/>
-        </w:rPr>
-      </w:pPr>
-      <w:r>
-        <w:rPr>
-          <w:rFonts w:hint="eastAsia"/>
-          <w:lang w:eastAsia="zh-CN"/>
-        </w:rPr>
-        <w:t>“</w:t>
-      </w:r>
-      <w:r>
-        <w:rPr>
-          <w:rFonts w:hint="eastAsia"/>
-          <w:lang w:val="en-US" w:eastAsia="zh-CN"/>
-        </w:rPr>
-        <w:t>周成，周成，你醒醒啊！</w:t>
-      </w:r>
-      <w:r>
-        <w:rPr>
-          <w:rFonts w:hint="eastAsia"/>
-          <w:lang w:eastAsia="zh-CN"/>
-        </w:rPr>
-        <w:t>”</w:t>
-      </w:r>
-    </w:p>
-    <w:p>
-      <w:pPr>
-        <w:spacing w:after="40" w:line="360" w:lineRule="auto"/>
-        <w:ind w:firstLine="480"/>
-      </w:pPr>
-      <w:r>
-        <w:t>周成没有反应。</w:t>
-      </w:r>
-    </w:p>
-    <w:p>
-      <w:pPr>
-        <w:spacing w:after="40" w:line="360" w:lineRule="auto"/>
-        <w:ind w:firstLine="480"/>
-      </w:pPr>
-      <w:r>
-        <w:t>她又俯下身去看他的脸，伸手摸</w:t>
-      </w:r>
-      <w:r>
-        <w:rPr>
-          <w:rFonts w:hint="eastAsia"/>
-          <w:lang w:val="en-US" w:eastAsia="zh-CN"/>
-        </w:rPr>
-        <w:t>着</w:t>
-      </w:r>
-      <w:r>
-        <w:t>：“周成，你</w:t>
-      </w:r>
-      <w:r>
-        <w:rPr>
-          <w:rFonts w:hint="eastAsia"/>
-          <w:lang w:val="en-US" w:eastAsia="zh-CN"/>
-        </w:rPr>
-        <w:t>睁眼看看我啊</w:t>
-      </w:r>
-      <w:r>
-        <w:rPr>
-          <w:rFonts w:hint="eastAsia"/>
-          <w:lang w:eastAsia="zh-CN"/>
-        </w:rPr>
-        <w:t>！</w:t>
-      </w:r>
-      <w:r>
-        <w:t>”</w:t>
-      </w:r>
-    </w:p>
-    <w:p>
-      <w:pPr>
-        <w:spacing w:after="40" w:line="360" w:lineRule="auto"/>
-        <w:ind w:firstLine="480"/>
-        <w:rPr>
-          <w:rFonts w:hint="eastAsia"/>
-          <w:lang w:val="en-US" w:eastAsia="zh-CN"/>
-        </w:rPr>
-      </w:pPr>
-      <w:r>
-        <w:rPr>
-          <w:rFonts w:hint="eastAsia"/>
-          <w:lang w:val="en-US" w:eastAsia="zh-CN"/>
-        </w:rPr>
-        <w:t>说着说着，她眼泪就流下来了。</w:t>
-      </w:r>
-    </w:p>
-    <w:p>
-      <w:pPr>
-        <w:spacing w:after="40" w:line="360" w:lineRule="auto"/>
-        <w:ind w:firstLine="480"/>
-      </w:pPr>
-      <w:r>
-        <w:rPr>
-          <w:rFonts w:hint="eastAsia"/>
-          <w:lang w:val="en-US" w:eastAsia="zh-CN"/>
-        </w:rPr>
-        <w:t>两人把车</w:t>
-      </w:r>
-      <w:r>
-        <w:t>停下</w:t>
-      </w:r>
-      <w:r>
-        <w:rPr>
-          <w:rFonts w:hint="eastAsia"/>
-          <w:lang w:eastAsia="zh-CN"/>
-        </w:rPr>
-        <w:t>。</w:t>
-      </w:r>
-      <w:r>
-        <w:rPr>
-          <w:rFonts w:hint="eastAsia"/>
-          <w:lang w:val="en-US" w:eastAsia="zh-CN"/>
-        </w:rPr>
-        <w:t>赵顺</w:t>
-      </w:r>
-      <w:r>
-        <w:t>想</w:t>
-      </w:r>
-      <w:r>
-        <w:rPr>
-          <w:rFonts w:hint="eastAsia"/>
-          <w:lang w:val="en-US" w:eastAsia="zh-CN"/>
-        </w:rPr>
-        <w:t>安慰些</w:t>
-      </w:r>
-      <w:r>
-        <w:t>什么，</w:t>
-      </w:r>
-      <w:r>
-        <w:rPr>
-          <w:rFonts w:hint="eastAsia"/>
-          <w:lang w:val="en-US" w:eastAsia="zh-CN"/>
-        </w:rPr>
-        <w:t>最后却只是拍了拍她的肩膀，说了句“节哀”</w:t>
-      </w:r>
-      <w:r>
-        <w:t>。</w:t>
-      </w:r>
-    </w:p>
-    <w:p>
-      <w:pPr>
-        <w:spacing w:after="40" w:line="360" w:lineRule="auto"/>
-        <w:ind w:firstLine="480"/>
-      </w:pPr>
-      <w:r>
-        <w:t>孙伯</w:t>
-      </w:r>
-      <w:r>
-        <w:rPr>
-          <w:rFonts w:hint="eastAsia"/>
-          <w:lang w:val="en-US" w:eastAsia="zh-CN"/>
-        </w:rPr>
-        <w:t>也</w:t>
-      </w:r>
-      <w:r>
-        <w:t>低声</w:t>
-      </w:r>
-      <w:r>
-        <w:rPr>
-          <w:rFonts w:hint="eastAsia"/>
-          <w:lang w:val="en-US" w:eastAsia="zh-CN"/>
-        </w:rPr>
-        <w:t>安慰</w:t>
-      </w:r>
-      <w:r>
-        <w:t>了两句，阿秀却像没听见，一直握着周成的手不放。直到许安叫她，她才抬头看过来。</w:t>
-      </w:r>
-    </w:p>
-    <w:p>
-      <w:pPr>
-        <w:spacing w:after="40" w:line="360" w:lineRule="auto"/>
-        <w:ind w:firstLine="480"/>
-      </w:pPr>
-      <w:r>
-        <w:t>“他早上还好好的……”阿秀哽咽着，后面的话已经说不清了。</w:t>
-      </w:r>
-    </w:p>
-    <w:p>
-      <w:pPr>
-        <w:spacing w:after="40" w:line="360" w:lineRule="auto"/>
-        <w:ind w:firstLine="480"/>
-      </w:pPr>
-      <w:r>
-        <w:t>许安站在旁边，</w:t>
-      </w:r>
-      <w:r>
-        <w:rPr>
-          <w:rFonts w:hint="eastAsia"/>
-          <w:lang w:val="en-US" w:eastAsia="zh-CN"/>
-        </w:rPr>
-        <w:t>听着阿秀的哭声，再看着一动不动的周成，悲伤涌上心头</w:t>
-      </w:r>
-      <w:r>
-        <w:t>。</w:t>
-      </w:r>
-    </w:p>
-    <w:p>
-      <w:pPr>
-        <w:spacing w:after="40" w:line="360" w:lineRule="auto"/>
-        <w:ind w:firstLine="480"/>
-      </w:pPr>
-      <w:r>
-        <w:rPr>
-          <w:rFonts w:hint="eastAsia"/>
-          <w:lang w:val="en-US" w:eastAsia="zh-CN"/>
-        </w:rPr>
-        <w:t>世上最大的悲痛，莫过于生离死别。</w:t>
-      </w:r>
-    </w:p>
-    <w:p>
-      <w:pPr>
-        <w:spacing w:after="40" w:line="360" w:lineRule="auto"/>
-        <w:ind w:firstLine="480"/>
-        <w:rPr>
-          <w:rFonts w:hint="default" w:eastAsia="宋体"/>
-          <w:lang w:val="en-US" w:eastAsia="zh-CN"/>
-        </w:rPr>
-      </w:pPr>
-      <w:r>
-        <w:rPr>
-          <w:rFonts w:hint="eastAsia"/>
-          <w:lang w:eastAsia="zh-CN"/>
-        </w:rPr>
-        <w:t>“</w:t>
-      </w:r>
-      <w:r>
-        <w:rPr>
-          <w:rFonts w:hint="eastAsia"/>
-          <w:lang w:val="en-US" w:eastAsia="zh-CN"/>
-        </w:rPr>
-        <w:t>唉</w:t>
-      </w:r>
-      <w:r>
-        <w:rPr>
-          <w:rFonts w:hint="eastAsia"/>
-          <w:lang w:eastAsia="zh-CN"/>
-        </w:rPr>
-        <w:t>……”他</w:t>
-      </w:r>
-      <w:r>
-        <w:rPr>
-          <w:rFonts w:hint="eastAsia"/>
-          <w:lang w:val="en-US" w:eastAsia="zh-CN"/>
-        </w:rPr>
-        <w:t>长长叹了口气。</w:t>
-      </w:r>
-    </w:p>
-    <w:p>
-      <w:pPr>
-        <w:spacing w:after="40" w:line="360" w:lineRule="auto"/>
-        <w:ind w:firstLine="480"/>
-      </w:pPr>
-      <w:r>
-        <w:t>村里有人听见哭声，提着灯出来看，认出</w:t>
-      </w:r>
-      <w:r>
-        <w:rPr>
-          <w:rFonts w:hint="eastAsia"/>
-          <w:lang w:eastAsia="zh-CN"/>
-        </w:rPr>
-        <w:t>了</w:t>
-      </w:r>
-      <w:r>
-        <w:t>车上的周成，都吃了一惊。孙伯向他们说了情况，几个相熟的邻居便跟着帮忙，将人送回家里。</w:t>
-      </w:r>
-    </w:p>
-    <w:p>
-      <w:pPr>
-        <w:spacing w:after="40" w:line="360" w:lineRule="auto"/>
-        <w:ind w:firstLine="480"/>
-      </w:pPr>
-      <w:r>
-        <w:t>阿秀</w:t>
-      </w:r>
-      <w:r>
-        <w:rPr>
-          <w:rFonts w:hint="eastAsia"/>
-          <w:lang w:val="en-US" w:eastAsia="zh-CN"/>
-        </w:rPr>
-        <w:t>始终拉着周成</w:t>
-      </w:r>
-      <w:r>
-        <w:t>不肯松手，邻家的婶子扶着她，劝了好一会儿，才让她退开些。几人把周成抬进屋，她也跟了进去，坐在床边哭。</w:t>
-      </w:r>
-    </w:p>
-    <w:p>
-      <w:pPr>
-        <w:spacing w:after="40" w:line="360" w:lineRule="auto"/>
-        <w:ind w:firstLine="480"/>
-      </w:pPr>
-      <w:r>
-        <w:t>院里陆续来了些人，</w:t>
-      </w:r>
-      <w:r>
-        <w:rPr>
-          <w:rFonts w:hint="eastAsia"/>
-          <w:lang w:val="en-US" w:eastAsia="zh-CN"/>
-        </w:rPr>
-        <w:t>都在问</w:t>
-      </w:r>
-      <w:r>
-        <w:t>出了什么事。许安把经过说了几遍，说到后来，自己都有些恍惚。</w:t>
+        <w:t>都有些恍惚。</w:t>
       </w:r>
     </w:p>
     <w:p>
@@ -1869,7 +2319,7 @@
     <w:lsdException w:qFormat="1" w:unhideWhenUsed="0" w:uiPriority="0" w:semiHidden="0" w:name="Title"/>
     <w:lsdException w:unhideWhenUsed="0" w:uiPriority="0" w:semiHidden="0" w:name="Closing"/>
     <w:lsdException w:unhideWhenUsed="0" w:uiPriority="0" w:semiHidden="0" w:name="Signature"/>
-    <w:lsdException w:unhideWhenUsed="0" w:uiPriority="0" w:name="Default Paragraph Font"/>
+    <w:lsdException w:qFormat="1" w:unhideWhenUsed="0" w:uiPriority="0" w:name="Default Paragraph Font"/>
     <w:lsdException w:unhideWhenUsed="0" w:uiPriority="0" w:semiHidden="0" w:name="Body Text"/>
     <w:lsdException w:unhideWhenUsed="0" w:uiPriority="0" w:semiHidden="0" w:name="Body Text Indent"/>
     <w:lsdException w:unhideWhenUsed="0" w:uiPriority="0" w:semiHidden="0" w:name="List Continue"/>
@@ -1907,7 +2357,7 @@
     <w:lsdException w:unhideWhenUsed="0" w:uiPriority="0" w:semiHidden="0" w:name="HTML Sample"/>
     <w:lsdException w:unhideWhenUsed="0" w:uiPriority="0" w:semiHidden="0" w:name="HTML Typewriter"/>
     <w:lsdException w:unhideWhenUsed="0" w:uiPriority="0" w:semiHidden="0" w:name="HTML Variable"/>
-    <w:lsdException w:unhideWhenUsed="0" w:uiPriority="0" w:name="Normal Table"/>
+    <w:lsdException w:qFormat="1" w:unhideWhenUsed="0" w:uiPriority="0" w:name="Normal Table"/>
     <w:lsdException w:unhideWhenUsed="0" w:uiPriority="0" w:semiHidden="0" w:name="annotation subject"/>
     <w:lsdException w:unhideWhenUsed="0" w:uiPriority="0" w:semiHidden="0" w:name="Table Simple 1"/>
     <w:lsdException w:unhideWhenUsed="0" w:uiPriority="0" w:semiHidden="0" w:name="Table Simple 2"/>
@@ -2066,11 +2516,13 @@
   <w:style w:type="character" w:default="1" w:styleId="4">
     <w:name w:val="Default Paragraph Font"/>
     <w:semiHidden/>
+    <w:qFormat/>
     <w:uiPriority w:val="0"/>
   </w:style>
   <w:style w:type="table" w:default="1" w:styleId="3">
     <w:name w:val="Normal Table"/>
     <w:semiHidden/>
+    <w:qFormat/>
     <w:uiPriority w:val="0"/>
     <w:tblPr>
       <w:tblCellMar>

--- a/正文/第一章.docx
+++ b/正文/第一章.docx
@@ -55,6 +55,32 @@
         <w:ind w:firstLine="480"/>
       </w:pPr>
       <w:r>
+        <w:rPr>
+          <w:rFonts w:hint="eastAsia"/>
+          <w:lang w:eastAsia="zh-CN"/>
+        </w:rPr>
+        <w:t>沈川来到这个世界已经两年了。刚来的时候，他还觉得，自己一个穿越者，总该有点不一样的际遇。以前在地球上看的那些小说，不都这么写吗？</w:t>
+      </w:r>
+    </w:p>
+    <w:p>
+      <w:pPr>
+        <w:spacing w:after="80" w:line="360" w:lineRule="auto"/>
+        <w:ind w:firstLine="480"/>
+      </w:pPr>
+      <w:r>
+        <w:rPr>
+          <w:rFonts w:hint="eastAsia"/>
+          <w:lang w:eastAsia="zh-CN"/>
+        </w:rPr>
+        <w:t>可两年过去，他还是住在村里，哪里有活就往哪里跑。家里不算宽裕，镇上有人修屋砌墙，他就跟着去搬砖、和泥，挣的也都是辛苦钱。他不想一辈子都这样，可一时也找不到别的出路。</w:t>
+      </w:r>
+    </w:p>
+    <w:p>
+      <w:pPr>
+        <w:spacing w:after="80" w:line="360" w:lineRule="auto"/>
+        <w:ind w:firstLine="480"/>
+      </w:pPr>
+      <w:r>
         <w:t>“</w:t>
       </w:r>
       <w:r>
@@ -150,17 +176,7 @@
         <w:ind w:firstLine="480"/>
       </w:pPr>
       <w:r>
-        <w:t>周成是</w:t>
-      </w:r>
-      <w:r>
-        <w:rPr>
-          <w:rFonts w:hint="eastAsia"/>
-          <w:lang w:eastAsia="zh-CN"/>
-        </w:rPr>
-        <w:t>沈川</w:t>
-      </w:r>
-      <w:r>
-        <w:t>最要好的朋友，两人住在一个村子，认识三年多，最近又一起在镇上做泥瓦杂活。</w:t>
+        <w:t>周成是沈川在这里最要好的朋友，两人住在一个村子。算上原主与他相识的那一年，两人已经认识三年多了，最近又一起在镇上做泥瓦杂活。</w:t>
       </w:r>
     </w:p>
     <w:p>
@@ -1360,878 +1376,6 @@
       </w:r>
       <w:r>
         <w:t>说了声好，想起周成的妻子阿秀还在家里，怕是到现在还等着丈夫回去。</w:t>
-      </w:r>
-    </w:p>
-    <w:p>
-      <w:pPr>
-        <w:spacing w:after="80" w:line="360" w:lineRule="auto"/>
-        <w:ind w:firstLine="480"/>
-      </w:pPr>
-      <w:r>
-        <w:t>孙伯借了辆板车回来，几人一起把周成抬了上去。</w:t>
-      </w:r>
-      <w:r>
-        <w:rPr>
-          <w:rFonts w:hint="eastAsia"/>
-          <w:lang w:eastAsia="zh-CN"/>
-        </w:rPr>
-        <w:t>沈川</w:t>
-      </w:r>
-      <w:r>
-        <w:t>打算先回村报信，孙伯和赵顺在后面送人。</w:t>
-      </w:r>
-    </w:p>
-    <w:p>
-      <w:pPr>
-        <w:spacing w:after="40" w:line="360" w:lineRule="auto"/>
-        <w:ind w:firstLine="480"/>
-      </w:pPr>
-      <w:r>
-        <w:rPr>
-          <w:rFonts w:hint="eastAsia"/>
-          <w:lang w:val="en-US" w:eastAsia="zh-CN"/>
-        </w:rPr>
-        <w:t>此时</w:t>
-      </w:r>
-      <w:r>
-        <w:t>天已经黑了</w:t>
-      </w:r>
-      <w:r>
-        <w:rPr>
-          <w:rFonts w:hint="eastAsia"/>
-          <w:lang w:eastAsia="zh-CN"/>
-        </w:rPr>
-        <w:t>，沈川</w:t>
-      </w:r>
-      <w:r>
-        <w:rPr>
-          <w:rFonts w:hint="eastAsia"/>
-          <w:lang w:val="en-US" w:eastAsia="zh-CN"/>
-        </w:rPr>
-        <w:t>摸黑</w:t>
-      </w:r>
-      <w:r>
-        <w:t>一路赶回村里。他没顾上回自己家，直接去了周成家里。</w:t>
-      </w:r>
-    </w:p>
-    <w:p>
-      <w:pPr>
-        <w:spacing w:after="40" w:line="360" w:lineRule="auto"/>
-      </w:pPr>
-    </w:p>
-    <w:p>
-      <w:pPr>
-        <w:spacing w:after="40" w:line="360" w:lineRule="auto"/>
-        <w:ind w:firstLine="480" w:firstLineChars="200"/>
-        <w:rPr>
-          <w:rFonts w:hint="eastAsia"/>
-          <w:lang w:val="en-US" w:eastAsia="zh-CN"/>
-        </w:rPr>
-      </w:pPr>
-      <w:r>
-        <w:rPr>
-          <w:rFonts w:hint="eastAsia"/>
-          <w:lang w:val="en-US" w:eastAsia="zh-CN"/>
-        </w:rPr>
-        <w:t>周成家大</w:t>
-      </w:r>
-      <w:r>
-        <w:t>门开着</w:t>
-      </w:r>
-      <w:r>
-        <w:rPr>
-          <w:rFonts w:hint="eastAsia"/>
-          <w:lang w:eastAsia="zh-CN"/>
-        </w:rPr>
-        <w:t>，</w:t>
-      </w:r>
-      <w:r>
-        <w:rPr>
-          <w:rFonts w:ascii="宋体" w:hAnsi="宋体" w:eastAsia="宋体" w:cs="宋体"/>
-          <w:sz w:val="24"/>
-          <w:szCs w:val="24"/>
-        </w:rPr>
-        <w:t>门旁贴了新春联，檐下也挂上了红灯笼。</w:t>
-      </w:r>
-      <w:r>
-        <w:rPr>
-          <w:rFonts w:hint="eastAsia" w:cs="宋体"/>
-          <w:sz w:val="24"/>
-          <w:szCs w:val="24"/>
-          <w:lang w:val="en-US" w:eastAsia="zh-CN"/>
-        </w:rPr>
-        <w:t>屋里的灯亮着，透过窗户，</w:t>
-      </w:r>
-      <w:r>
-        <w:rPr>
-          <w:rFonts w:ascii="宋体" w:hAnsi="宋体" w:eastAsia="宋体" w:cs="宋体"/>
-          <w:sz w:val="24"/>
-          <w:szCs w:val="24"/>
-        </w:rPr>
-        <w:t>能</w:t>
-      </w:r>
-      <w:r>
-        <w:rPr>
-          <w:rFonts w:hint="eastAsia" w:cs="宋体"/>
-          <w:sz w:val="24"/>
-          <w:szCs w:val="24"/>
-          <w:lang w:val="en-US" w:eastAsia="zh-CN"/>
-        </w:rPr>
-        <w:t>看见</w:t>
-      </w:r>
-      <w:r>
-        <w:rPr>
-          <w:rFonts w:ascii="宋体" w:hAnsi="宋体" w:eastAsia="宋体" w:cs="宋体"/>
-          <w:sz w:val="24"/>
-          <w:szCs w:val="24"/>
-        </w:rPr>
-        <w:t>阿秀在里面忙活的</w:t>
-      </w:r>
-      <w:r>
-        <w:rPr>
-          <w:rFonts w:hint="eastAsia" w:cs="宋体"/>
-          <w:sz w:val="24"/>
-          <w:szCs w:val="24"/>
-          <w:lang w:val="en-US" w:eastAsia="zh-CN"/>
-        </w:rPr>
-        <w:t>身影</w:t>
-      </w:r>
-      <w:r>
-        <w:rPr>
-          <w:rFonts w:hint="eastAsia"/>
-          <w:lang w:val="en-US" w:eastAsia="zh-CN"/>
-        </w:rPr>
-        <w:t>。</w:t>
-      </w:r>
-    </w:p>
-    <w:p>
-      <w:pPr>
-        <w:spacing w:after="40" w:line="360" w:lineRule="auto"/>
-        <w:ind w:firstLine="480" w:firstLineChars="200"/>
-      </w:pPr>
-      <w:r>
-        <w:t>听见</w:t>
-      </w:r>
-      <w:r>
-        <w:rPr>
-          <w:rFonts w:hint="eastAsia"/>
-          <w:lang w:val="en-US" w:eastAsia="zh-CN"/>
-        </w:rPr>
-        <w:t>动静</w:t>
-      </w:r>
-      <w:r>
-        <w:t>，</w:t>
-      </w:r>
-      <w:r>
-        <w:rPr>
-          <w:rFonts w:hint="eastAsia"/>
-          <w:lang w:eastAsia="zh-CN"/>
-        </w:rPr>
-        <w:t>阿</w:t>
-      </w:r>
-      <w:r>
-        <w:rPr>
-          <w:rFonts w:hint="eastAsia"/>
-          <w:lang w:val="en-US" w:eastAsia="zh-CN"/>
-        </w:rPr>
-        <w:t>秀</w:t>
-      </w:r>
-      <w:r>
-        <w:t>从</w:t>
-      </w:r>
-      <w:r>
-        <w:rPr>
-          <w:rFonts w:hint="eastAsia"/>
-          <w:lang w:val="en-US" w:eastAsia="zh-CN"/>
-        </w:rPr>
-        <w:t>屋子</w:t>
-      </w:r>
-      <w:r>
-        <w:t>里出来，</w:t>
-      </w:r>
-      <w:r>
-        <w:rPr>
-          <w:rFonts w:hint="eastAsia"/>
-          <w:lang w:val="en-US" w:eastAsia="zh-CN"/>
-        </w:rPr>
-        <w:t>见是沈川来了，热情道</w:t>
-      </w:r>
-      <w:r>
-        <w:t>：“</w:t>
-      </w:r>
-      <w:r>
-        <w:rPr>
-          <w:rFonts w:hint="eastAsia"/>
-          <w:lang w:val="en-US" w:eastAsia="zh-CN"/>
-        </w:rPr>
-        <w:t>呀，沈川？来找周成的吗？他还没回来呢。</w:t>
-      </w:r>
-      <w:r>
-        <w:t>”</w:t>
-      </w:r>
-    </w:p>
-    <w:p>
-      <w:pPr>
-        <w:spacing w:after="40" w:line="360" w:lineRule="auto"/>
-        <w:ind w:firstLine="480"/>
-      </w:pPr>
-      <w:r>
-        <w:rPr>
-          <w:rFonts w:hint="eastAsia"/>
-          <w:lang w:eastAsia="zh-CN"/>
-        </w:rPr>
-        <w:t>沈川</w:t>
-      </w:r>
-      <w:r>
-        <w:t>在路上想过</w:t>
-      </w:r>
-      <w:r>
-        <w:rPr>
-          <w:rFonts w:hint="eastAsia"/>
-          <w:lang w:val="en-US" w:eastAsia="zh-CN"/>
-        </w:rPr>
-        <w:t>好多次</w:t>
-      </w:r>
-      <w:r>
-        <w:t>该怎么开口，真见了她，还是有些说不出来。</w:t>
-      </w:r>
-    </w:p>
-    <w:p>
-      <w:pPr>
-        <w:spacing w:after="40" w:line="360" w:lineRule="auto"/>
-        <w:ind w:firstLine="480"/>
-      </w:pPr>
-      <w:r>
-        <w:t>“怎么了？”阿秀</w:t>
-      </w:r>
-      <w:r>
-        <w:rPr>
-          <w:rFonts w:hint="eastAsia"/>
-          <w:lang w:val="en-US" w:eastAsia="zh-CN"/>
-        </w:rPr>
-        <w:t>见沈川神情不对，问道</w:t>
-      </w:r>
-      <w:r>
-        <w:t>。</w:t>
-      </w:r>
-    </w:p>
-    <w:p>
-      <w:pPr>
-        <w:spacing w:after="40" w:line="360" w:lineRule="auto"/>
-        <w:ind w:firstLine="480"/>
-      </w:pPr>
-      <w:r>
-        <w:t>“周成</w:t>
-      </w:r>
-      <w:r>
-        <w:rPr>
-          <w:rFonts w:hint="eastAsia"/>
-          <w:lang w:eastAsia="zh-CN"/>
-        </w:rPr>
-        <w:t>他……</w:t>
-      </w:r>
-      <w:r>
-        <w:t>”</w:t>
-      </w:r>
-      <w:r>
-        <w:rPr>
-          <w:rFonts w:hint="eastAsia"/>
-          <w:lang w:val="en-US" w:eastAsia="zh-CN"/>
-        </w:rPr>
-        <w:t>犹豫了许久，</w:t>
-      </w:r>
-      <w:r>
-        <w:rPr>
-          <w:rFonts w:hint="eastAsia"/>
-          <w:lang w:eastAsia="zh-CN"/>
-        </w:rPr>
-        <w:t>沈川</w:t>
-      </w:r>
-      <w:r>
-        <w:rPr>
-          <w:rFonts w:hint="eastAsia"/>
-          <w:lang w:val="en-US" w:eastAsia="zh-CN"/>
-        </w:rPr>
-        <w:t>才继续</w:t>
-      </w:r>
-      <w:r>
-        <w:t>道，“</w:t>
-      </w:r>
-      <w:r>
-        <w:rPr>
-          <w:rFonts w:hint="eastAsia"/>
-          <w:lang w:val="en-US" w:eastAsia="zh-CN"/>
-        </w:rPr>
-        <w:t>在镇上的时候</w:t>
-      </w:r>
-      <w:r>
-        <w:t>突然发病，没救回来。”</w:t>
-      </w:r>
-    </w:p>
-    <w:p>
-      <w:pPr>
-        <w:spacing w:after="40" w:line="360" w:lineRule="auto"/>
-        <w:ind w:firstLine="480"/>
-      </w:pPr>
-      <w:r>
-        <w:rPr>
-          <w:rFonts w:hint="eastAsia"/>
-          <w:lang w:val="en-US" w:eastAsia="zh-CN"/>
-        </w:rPr>
-        <w:t>听到这个消息，</w:t>
-      </w:r>
-      <w:r>
-        <w:t>阿秀愣愣地看着他，</w:t>
-      </w:r>
-      <w:r>
-        <w:rPr>
-          <w:rFonts w:hint="eastAsia"/>
-          <w:lang w:val="en-US" w:eastAsia="zh-CN"/>
-        </w:rPr>
-        <w:t>像是在确认。看沈川神色不似作伪，才怔怔地问道</w:t>
-      </w:r>
-      <w:r>
-        <w:t>：“</w:t>
-      </w:r>
-      <w:r>
-        <w:rPr>
-          <w:rFonts w:hint="eastAsia"/>
-          <w:lang w:eastAsia="zh-CN"/>
-        </w:rPr>
-        <w:t>他……</w:t>
-      </w:r>
-      <w:r>
-        <w:t>人呢？”</w:t>
-      </w:r>
-    </w:p>
-    <w:p>
-      <w:pPr>
-        <w:spacing w:after="40" w:line="360" w:lineRule="auto"/>
-        <w:ind w:firstLine="480"/>
-      </w:pPr>
-      <w:r>
-        <w:t>“</w:t>
-      </w:r>
-      <w:r>
-        <w:rPr>
-          <w:rFonts w:hint="eastAsia"/>
-          <w:lang w:val="en-US" w:eastAsia="zh-CN"/>
-        </w:rPr>
-        <w:t>别人</w:t>
-      </w:r>
-      <w:r>
-        <w:t>正</w:t>
-      </w:r>
-      <w:r>
-        <w:rPr>
-          <w:rFonts w:hint="eastAsia"/>
-          <w:lang w:val="en-US" w:eastAsia="zh-CN"/>
-        </w:rPr>
-        <w:t>在</w:t>
-      </w:r>
-      <w:r>
-        <w:t>送回来</w:t>
-      </w:r>
-      <w:r>
-        <w:rPr>
-          <w:rFonts w:hint="eastAsia"/>
-          <w:lang w:eastAsia="zh-CN"/>
-        </w:rPr>
-        <w:t>的</w:t>
-      </w:r>
-      <w:r>
-        <w:rPr>
-          <w:rFonts w:hint="eastAsia"/>
-          <w:lang w:val="en-US" w:eastAsia="zh-CN"/>
-        </w:rPr>
-        <w:t>路上</w:t>
-      </w:r>
-      <w:r>
-        <w:t>。”</w:t>
-      </w:r>
-      <w:r>
-        <w:rPr>
-          <w:rFonts w:hint="eastAsia"/>
-          <w:lang w:eastAsia="zh-CN"/>
-        </w:rPr>
-        <w:t>沈川</w:t>
-      </w:r>
-      <w:r>
-        <w:t>答道。</w:t>
-      </w:r>
-    </w:p>
-    <w:p>
-      <w:pPr>
-        <w:spacing w:after="40" w:line="360" w:lineRule="auto"/>
-        <w:ind w:firstLine="480"/>
-      </w:pPr>
-      <w:r>
-        <w:t>阿秀听完就往外</w:t>
-      </w:r>
-      <w:r>
-        <w:rPr>
-          <w:rFonts w:hint="eastAsia"/>
-          <w:lang w:val="en-US" w:eastAsia="zh-CN"/>
-        </w:rPr>
-        <w:t>跑</w:t>
-      </w:r>
-      <w:r>
-        <w:t>，</w:t>
-      </w:r>
-      <w:r>
-        <w:rPr>
-          <w:rFonts w:hint="eastAsia"/>
-          <w:lang w:eastAsia="zh-CN"/>
-        </w:rPr>
-        <w:t>沈川</w:t>
-      </w:r>
-      <w:r>
-        <w:t>赶紧跟上。她</w:t>
-      </w:r>
-      <w:r>
-        <w:rPr>
-          <w:rFonts w:hint="eastAsia"/>
-          <w:lang w:val="en-US" w:eastAsia="zh-CN"/>
-        </w:rPr>
-        <w:t>一路小跑</w:t>
-      </w:r>
-      <w:r>
-        <w:t>，边</w:t>
-      </w:r>
-      <w:r>
-        <w:rPr>
-          <w:rFonts w:hint="eastAsia"/>
-          <w:lang w:val="en-US" w:eastAsia="zh-CN"/>
-        </w:rPr>
-        <w:t>跑</w:t>
-      </w:r>
-      <w:r>
-        <w:t>边问</w:t>
-      </w:r>
-      <w:r>
-        <w:rPr>
-          <w:rFonts w:hint="eastAsia"/>
-          <w:lang w:val="en-US" w:eastAsia="zh-CN"/>
-        </w:rPr>
-        <w:t>具体情况</w:t>
-      </w:r>
-      <w:r>
-        <w:t>。</w:t>
-      </w:r>
-      <w:r>
-        <w:rPr>
-          <w:rFonts w:hint="eastAsia"/>
-          <w:lang w:eastAsia="zh-CN"/>
-        </w:rPr>
-        <w:t>沈川</w:t>
-      </w:r>
-      <w:r>
-        <w:t>把面摊上的事告诉她，说到周成忽然不会站了，阿秀</w:t>
-      </w:r>
-      <w:r>
-        <w:rPr>
-          <w:rFonts w:hint="eastAsia"/>
-          <w:lang w:val="en-US" w:eastAsia="zh-CN"/>
-        </w:rPr>
-        <w:t>顿了下脚步</w:t>
-      </w:r>
-      <w:r>
-        <w:t>。</w:t>
-      </w:r>
-    </w:p>
-    <w:p>
-      <w:pPr>
-        <w:spacing w:after="40" w:line="360" w:lineRule="auto"/>
-        <w:ind w:firstLine="480"/>
-      </w:pPr>
-      <w:r>
-        <w:t>两人走出村子不远，便看见赵顺和孙伯推着板车过来。阿秀跑到车旁，一把抓住周成的手，</w:t>
-      </w:r>
-      <w:r>
-        <w:rPr>
-          <w:rFonts w:hint="eastAsia"/>
-          <w:lang w:val="en-US" w:eastAsia="zh-CN"/>
-        </w:rPr>
-        <w:t>一边晃他一边</w:t>
-      </w:r>
-      <w:r>
-        <w:t>叫他的名字。</w:t>
-      </w:r>
-    </w:p>
-    <w:p>
-      <w:pPr>
-        <w:spacing w:after="40" w:line="360" w:lineRule="auto"/>
-        <w:ind w:firstLine="480"/>
-        <w:rPr>
-          <w:rFonts w:hint="eastAsia" w:eastAsia="宋体"/>
-          <w:lang w:eastAsia="zh-CN"/>
-        </w:rPr>
-      </w:pPr>
-      <w:r>
-        <w:rPr>
-          <w:rFonts w:hint="eastAsia"/>
-          <w:lang w:eastAsia="zh-CN"/>
-        </w:rPr>
-        <w:t>“</w:t>
-      </w:r>
-      <w:r>
-        <w:rPr>
-          <w:rFonts w:hint="eastAsia"/>
-          <w:lang w:val="en-US" w:eastAsia="zh-CN"/>
-        </w:rPr>
-        <w:t>周成，周成，你醒醒啊！</w:t>
-      </w:r>
-      <w:r>
-        <w:rPr>
-          <w:rFonts w:hint="eastAsia"/>
-          <w:lang w:eastAsia="zh-CN"/>
-        </w:rPr>
-        <w:t>”</w:t>
-      </w:r>
-    </w:p>
-    <w:p>
-      <w:pPr>
-        <w:spacing w:after="40" w:line="360" w:lineRule="auto"/>
-        <w:ind w:firstLine="480"/>
-        <w:rPr>
-          <w:rFonts w:hint="eastAsia"/>
-          <w:lang w:val="en-US" w:eastAsia="zh-CN"/>
-        </w:rPr>
-      </w:pPr>
-      <w:r>
-        <w:rPr>
-          <w:rFonts w:hint="eastAsia"/>
-          <w:lang w:val="en-US" w:eastAsia="zh-CN"/>
-        </w:rPr>
-        <w:t>叫着叫着，她眼泪就流下来了。</w:t>
-      </w:r>
-    </w:p>
-    <w:p>
-      <w:pPr>
-        <w:spacing w:after="40" w:line="360" w:lineRule="auto"/>
-        <w:ind w:firstLine="480"/>
-      </w:pPr>
-      <w:r>
-        <w:rPr>
-          <w:rFonts w:hint="eastAsia"/>
-          <w:lang w:val="en-US" w:eastAsia="zh-CN"/>
-        </w:rPr>
-        <w:t>两人把车</w:t>
-      </w:r>
-      <w:r>
-        <w:t>停下</w:t>
-      </w:r>
-      <w:r>
-        <w:rPr>
-          <w:rFonts w:hint="eastAsia"/>
-          <w:lang w:eastAsia="zh-CN"/>
-        </w:rPr>
-        <w:t>。</w:t>
-      </w:r>
-      <w:r>
-        <w:rPr>
-          <w:rFonts w:hint="eastAsia"/>
-          <w:lang w:val="en-US" w:eastAsia="zh-CN"/>
-        </w:rPr>
-        <w:t>赵顺</w:t>
-      </w:r>
-      <w:r>
-        <w:t>想</w:t>
-      </w:r>
-      <w:r>
-        <w:rPr>
-          <w:rFonts w:hint="eastAsia"/>
-          <w:lang w:val="en-US" w:eastAsia="zh-CN"/>
-        </w:rPr>
-        <w:t>安慰些</w:t>
-      </w:r>
-      <w:r>
-        <w:t>什么，</w:t>
-      </w:r>
-      <w:r>
-        <w:rPr>
-          <w:rFonts w:hint="eastAsia"/>
-          <w:lang w:val="en-US" w:eastAsia="zh-CN"/>
-        </w:rPr>
-        <w:t>最后却只是拍了拍她的肩膀，说了句“节哀”</w:t>
-      </w:r>
-      <w:r>
-        <w:t>。</w:t>
-      </w:r>
-    </w:p>
-    <w:p>
-      <w:pPr>
-        <w:spacing w:after="40" w:line="360" w:lineRule="auto"/>
-        <w:ind w:firstLine="480"/>
-      </w:pPr>
-      <w:r>
-        <w:t>孙伯</w:t>
-      </w:r>
-      <w:r>
-        <w:rPr>
-          <w:rFonts w:hint="eastAsia"/>
-          <w:lang w:val="en-US" w:eastAsia="zh-CN"/>
-        </w:rPr>
-        <w:t>也</w:t>
-      </w:r>
-      <w:r>
-        <w:t>低声</w:t>
-      </w:r>
-      <w:r>
-        <w:rPr>
-          <w:rFonts w:hint="eastAsia"/>
-          <w:lang w:val="en-US" w:eastAsia="zh-CN"/>
-        </w:rPr>
-        <w:t>安慰</w:t>
-      </w:r>
-      <w:r>
-        <w:t>了两句，阿秀却像没听见，一直握着周成的手不放。直到</w:t>
-      </w:r>
-      <w:r>
-        <w:rPr>
-          <w:rFonts w:hint="eastAsia"/>
-          <w:lang w:eastAsia="zh-CN"/>
-        </w:rPr>
-        <w:t>沈川</w:t>
-      </w:r>
-      <w:r>
-        <w:t>叫她，她才抬头看过来。</w:t>
-      </w:r>
-    </w:p>
-    <w:p>
-      <w:pPr>
-        <w:spacing w:after="40" w:line="360" w:lineRule="auto"/>
-        <w:ind w:firstLine="480"/>
-      </w:pPr>
-      <w:r>
-        <w:t>“他早上还</w:t>
-      </w:r>
-      <w:r>
-        <w:rPr>
-          <w:rFonts w:hint="eastAsia"/>
-          <w:lang w:val="en-US" w:eastAsia="zh-CN"/>
-        </w:rPr>
-        <w:t>说回来杀鸡</w:t>
-      </w:r>
-      <w:r>
-        <w:t>……”阿秀哽咽着，后面的话已经说不清了。</w:t>
-      </w:r>
-    </w:p>
-    <w:p>
-      <w:pPr>
-        <w:spacing w:after="40" w:line="360" w:lineRule="auto"/>
-        <w:ind w:firstLine="480"/>
-      </w:pPr>
-      <w:r>
-        <w:rPr>
-          <w:rFonts w:hint="eastAsia"/>
-          <w:lang w:eastAsia="zh-CN"/>
-        </w:rPr>
-        <w:t>沈川</w:t>
-      </w:r>
-      <w:r>
-        <w:t>站在旁边，</w:t>
-      </w:r>
-      <w:r>
-        <w:rPr>
-          <w:rFonts w:hint="eastAsia"/>
-          <w:lang w:val="en-US" w:eastAsia="zh-CN"/>
-        </w:rPr>
-        <w:t>听着阿秀的哭声，再看着一动不动的周成，悲伤涌上心头</w:t>
-      </w:r>
-      <w:r>
-        <w:t>。</w:t>
-      </w:r>
-    </w:p>
-    <w:p>
-      <w:pPr>
-        <w:spacing w:after="40" w:line="360" w:lineRule="auto"/>
-        <w:ind w:firstLine="480"/>
-        <w:rPr>
-          <w:rFonts w:hint="default" w:eastAsia="宋体"/>
-          <w:lang w:val="en-US" w:eastAsia="zh-CN"/>
-        </w:rPr>
-      </w:pPr>
-      <w:r>
-        <w:rPr>
-          <w:rFonts w:hint="eastAsia"/>
-          <w:lang w:eastAsia="zh-CN"/>
-        </w:rPr>
-        <w:t>“</w:t>
-      </w:r>
-      <w:r>
-        <w:rPr>
-          <w:rFonts w:hint="eastAsia"/>
-          <w:lang w:val="en-US" w:eastAsia="zh-CN"/>
-        </w:rPr>
-        <w:t>唉</w:t>
-      </w:r>
-      <w:r>
-        <w:rPr>
-          <w:rFonts w:hint="eastAsia"/>
-          <w:lang w:eastAsia="zh-CN"/>
-        </w:rPr>
-        <w:t>……”他</w:t>
-      </w:r>
-      <w:r>
-        <w:rPr>
-          <w:rFonts w:hint="eastAsia"/>
-          <w:lang w:val="en-US" w:eastAsia="zh-CN"/>
-        </w:rPr>
-        <w:t>长长叹了口气。</w:t>
-      </w:r>
-    </w:p>
-    <w:p>
-      <w:pPr>
-        <w:spacing w:after="40" w:line="360" w:lineRule="auto"/>
-        <w:ind w:firstLine="480"/>
-      </w:pPr>
-      <w:r>
-        <w:t>村里有人听见哭声，提着灯出来看，认出</w:t>
-      </w:r>
-      <w:r>
-        <w:rPr>
-          <w:rFonts w:hint="eastAsia"/>
-          <w:lang w:eastAsia="zh-CN"/>
-        </w:rPr>
-        <w:t>了</w:t>
-      </w:r>
-      <w:r>
-        <w:t>车上的周成，都吃了一惊。</w:t>
-      </w:r>
-      <w:r>
-        <w:rPr>
-          <w:rFonts w:hint="eastAsia"/>
-          <w:lang w:val="en-US" w:eastAsia="zh-CN"/>
-        </w:rPr>
-        <w:t>了解情况后，</w:t>
-      </w:r>
-      <w:r>
-        <w:t>几个相熟的邻居便跟着帮忙，将人送回家里。</w:t>
-      </w:r>
-    </w:p>
-    <w:p>
-      <w:pPr>
-        <w:spacing w:after="40" w:line="360" w:lineRule="auto"/>
-        <w:ind w:firstLine="480"/>
-      </w:pPr>
-      <w:r>
-        <w:rPr>
-          <w:rFonts w:hint="eastAsia"/>
-          <w:lang w:val="en-US" w:eastAsia="zh-CN"/>
-        </w:rPr>
-        <w:t>后面</w:t>
-      </w:r>
-      <w:r>
-        <w:t>陆续</w:t>
-      </w:r>
-      <w:r>
-        <w:rPr>
-          <w:rFonts w:hint="eastAsia"/>
-          <w:lang w:val="en-US" w:eastAsia="zh-CN"/>
-        </w:rPr>
-        <w:t>又</w:t>
-      </w:r>
-      <w:r>
-        <w:t>来了些人，</w:t>
-      </w:r>
-      <w:r>
-        <w:rPr>
-          <w:rFonts w:hint="eastAsia"/>
-          <w:lang w:val="en-US" w:eastAsia="zh-CN"/>
-        </w:rPr>
-        <w:t>都在问</w:t>
-      </w:r>
-      <w:r>
-        <w:t>出了什么事。</w:t>
-      </w:r>
-      <w:r>
-        <w:rPr>
-          <w:rFonts w:hint="eastAsia"/>
-          <w:lang w:eastAsia="zh-CN"/>
-        </w:rPr>
-        <w:t>沈川</w:t>
-      </w:r>
-      <w:r>
-        <w:t>把经过说了几遍，说到后来，自己</w:t>
-      </w:r>
-      <w:bookmarkStart w:id="0" w:name="_GoBack"/>
-      <w:bookmarkEnd w:id="0"/>
-      <w:r>
-        <w:t>都有些恍惚。</w:t>
-      </w:r>
-    </w:p>
-    <w:p>
-      <w:pPr>
-        <w:spacing w:after="40" w:line="360" w:lineRule="auto"/>
-        <w:ind w:firstLine="480"/>
-      </w:pPr>
-      <w:r>
-        <w:t>他原本只想吃完那碗面</w:t>
-      </w:r>
-      <w:r>
-        <w:rPr>
-          <w:rFonts w:hint="eastAsia"/>
-          <w:lang w:eastAsia="zh-CN"/>
-        </w:rPr>
-        <w:t>，</w:t>
-      </w:r>
-      <w:r>
-        <w:rPr>
-          <w:rFonts w:hint="eastAsia"/>
-          <w:lang w:val="en-US" w:eastAsia="zh-CN"/>
-        </w:rPr>
-        <w:t>两人一起</w:t>
-      </w:r>
-      <w:r>
-        <w:t>回家。</w:t>
-      </w:r>
-      <w:r>
-        <w:rPr>
-          <w:rFonts w:hint="eastAsia"/>
-          <w:lang w:val="en-US" w:eastAsia="zh-CN"/>
-        </w:rPr>
-        <w:t>可一碗面还没吃完</w:t>
-      </w:r>
-      <w:r>
-        <w:t>，</w:t>
-      </w:r>
-      <w:r>
-        <w:rPr>
-          <w:rFonts w:hint="eastAsia"/>
-          <w:lang w:val="en-US" w:eastAsia="zh-CN"/>
-        </w:rPr>
-        <w:t>周成</w:t>
-      </w:r>
-      <w:r>
-        <w:t>就出了事</w:t>
-      </w:r>
-      <w:r>
-        <w:rPr>
-          <w:rFonts w:hint="eastAsia"/>
-          <w:lang w:eastAsia="zh-CN"/>
-        </w:rPr>
-        <w:t>。</w:t>
-      </w:r>
-      <w:r>
-        <w:rPr>
-          <w:rFonts w:hint="eastAsia"/>
-          <w:lang w:val="en-US" w:eastAsia="zh-CN"/>
-        </w:rPr>
-        <w:t>怎么这么突然？</w:t>
-      </w:r>
-      <w:r>
-        <w:t>他想</w:t>
-      </w:r>
-      <w:r>
-        <w:rPr>
-          <w:rFonts w:hint="eastAsia"/>
-          <w:lang w:val="en-US" w:eastAsia="zh-CN"/>
-        </w:rPr>
-        <w:t>不</w:t>
-      </w:r>
-      <w:r>
-        <w:t>明白。</w:t>
       </w:r>
     </w:p>
     <w:sectPr>

--- a/正文/第一章.docx
+++ b/正文/第一章.docx
@@ -59,20 +59,98 @@
           <w:rFonts w:hint="eastAsia"/>
           <w:lang w:eastAsia="zh-CN"/>
         </w:rPr>
-        <w:t>沈川来到这个世界已经两年了。刚来的时候，他还觉得，自己一个穿越者，总该有点不一样的际遇。以前在地球上看的那些小说，不都这么写吗？</w:t>
-      </w:r>
-    </w:p>
-    <w:p>
-      <w:pPr>
-        <w:spacing w:after="80" w:line="360" w:lineRule="auto"/>
-        <w:ind w:firstLine="480"/>
-      </w:pPr>
-      <w:r>
-        <w:rPr>
-          <w:rFonts w:hint="eastAsia"/>
-          <w:lang w:eastAsia="zh-CN"/>
-        </w:rPr>
-        <w:t>可两年过去，他还是住在村里，哪里有活就往哪里跑。家里不算宽裕，镇上有人修屋砌墙，他就跟着去搬砖、和泥，挣的也都是辛苦钱。他不想一辈子都这样，可一时也找不到别的出路。</w:t>
+        <w:t>以前在地球上，沈川很少为天黑发愁。路上有灯，实在不行，还能拿手机照一照。现在别说手机了，能在天黑前赶到家，他就很满意了。</w:t>
+      </w:r>
+    </w:p>
+    <w:p>
+      <w:pPr>
+        <w:spacing w:after="80" w:line="360" w:lineRule="auto"/>
+        <w:ind w:firstLine="480"/>
+      </w:pPr>
+      <w:r>
+        <w:rPr>
+          <w:rFonts w:hint="eastAsia"/>
+          <w:lang w:eastAsia="zh-CN"/>
+        </w:rPr>
+        <w:t>来到这个世界已经两年，他还是不知道自己怎么来的，更不知道该怎么回去。原来的生活明明记得清清楚楚，有时他也想找个人说说，可真要开口，又不知道该怎么解释地球是什么地方。</w:t>
+      </w:r>
+    </w:p>
+    <w:p>
+      <w:pPr>
+        <w:spacing w:after="80" w:line="360" w:lineRule="auto"/>
+        <w:ind w:firstLine="480"/>
+      </w:pPr>
+      <w:r>
+        <w:rPr>
+          <w:rFonts w:hint="eastAsia"/>
+          <w:lang w:eastAsia="zh-CN"/>
+        </w:rPr>
+        <w:t>好在原主的记忆也在，身边的人是谁，家住哪里，平时要干什么，他都知道。刚来那阵，他常常觉得别扭，别人叫他的名字，聊起以前的事，他明明记得，却又知道那不是自己亲身经历的。</w:t>
+      </w:r>
+    </w:p>
+    <w:p>
+      <w:pPr>
+        <w:spacing w:after="80" w:line="360" w:lineRule="auto"/>
+        <w:ind w:firstLine="480"/>
+      </w:pPr>
+      <w:r>
+        <w:rPr>
+          <w:rFonts w:hint="eastAsia"/>
+          <w:lang w:eastAsia="zh-CN"/>
+        </w:rPr>
+        <w:t>日子久了，这种感觉才淡了些。如今听见有人喊沈川，他会很自然地应声，也已经习惯每天回村里的那个家。</w:t>
+      </w:r>
+    </w:p>
+    <w:p>
+      <w:pPr>
+        <w:spacing w:after="80" w:line="360" w:lineRule="auto"/>
+        <w:ind w:firstLine="480"/>
+      </w:pPr>
+      <w:r>
+        <w:rPr>
+          <w:rFonts w:hint="eastAsia"/>
+          <w:lang w:eastAsia="zh-CN"/>
+        </w:rPr>
+        <w:t>刚来的时候，他还想过，自己一个穿越者，总该有点不一样的际遇。以前看的小说里，主角不是遇到高人，就是得了什么宝贝，总有办法把日子过起来。他不求那么厉害，能少为钱发愁就行。</w:t>
+      </w:r>
+    </w:p>
+    <w:p>
+      <w:pPr>
+        <w:spacing w:after="80" w:line="360" w:lineRule="auto"/>
+        <w:ind w:firstLine="480"/>
+      </w:pPr>
+      <w:r>
+        <w:rPr>
+          <w:rFonts w:hint="eastAsia"/>
+          <w:lang w:eastAsia="zh-CN"/>
+        </w:rPr>
+        <w:t>可两年过去，他还是哪里有活就往哪里跑。家里不算宽裕，镇上有人修屋砌墙，他就跟着去搬砖、和泥。累上一天，晚上躺下连翻个身都嫌费劲，第二天有活，还得照常起来。</w:t>
+      </w:r>
+    </w:p>
+    <w:p>
+      <w:pPr>
+        <w:spacing w:after="80" w:line="360" w:lineRule="auto"/>
+        <w:ind w:firstLine="480"/>
+      </w:pPr>
+      <w:r>
+        <w:rPr>
+          <w:rFonts w:hint="eastAsia"/>
+          <w:lang w:eastAsia="zh-CN"/>
+        </w:rPr>
+        <w:t>他不想一辈子都这样。以前在地球上没觉得自己过得多好，如今才知道，原来还有这么多力气活等着自己。穿越前看的那些故事，怎么就没几本教人来了以后先怎么挣饭钱？</w:t>
+      </w:r>
+    </w:p>
+    <w:p>
+      <w:pPr>
+        <w:spacing w:after="80" w:line="360" w:lineRule="auto"/>
+        <w:ind w:firstLine="480"/>
+      </w:pPr>
+      <w:r>
+        <w:rPr>
+          <w:rFonts w:hint="eastAsia"/>
+          <w:lang w:eastAsia="zh-CN"/>
+        </w:rPr>
+        <w:t>这念头也只能在心里抱怨两句。真有别的出路，他当然愿意试，可眼下还没找到，先把手头的工钱挣到才是正经。</w:t>
       </w:r>
     </w:p>
     <w:p>

--- a/正文/第一章.docx
+++ b/正文/第一章.docx
@@ -59,98 +59,98 @@
           <w:rFonts w:hint="eastAsia"/>
           <w:lang w:eastAsia="zh-CN"/>
         </w:rPr>
-        <w:t>以前在地球上，沈川很少为天黑发愁。路上有灯，实在不行，还能拿手机照一照。现在别说手机了，能在天黑前赶到家，他就很满意了。</w:t>
-      </w:r>
-    </w:p>
-    <w:p>
-      <w:pPr>
-        <w:spacing w:after="80" w:line="360" w:lineRule="auto"/>
-        <w:ind w:firstLine="480"/>
-      </w:pPr>
-      <w:r>
-        <w:rPr>
-          <w:rFonts w:hint="eastAsia"/>
-          <w:lang w:eastAsia="zh-CN"/>
-        </w:rPr>
-        <w:t>来到这个世界已经两年，他还是不知道自己怎么来的，更不知道该怎么回去。原来的生活明明记得清清楚楚，有时他也想找个人说说，可真要开口，又不知道该怎么解释地球是什么地方。</w:t>
-      </w:r>
-    </w:p>
-    <w:p>
-      <w:pPr>
-        <w:spacing w:after="80" w:line="360" w:lineRule="auto"/>
-        <w:ind w:firstLine="480"/>
-      </w:pPr>
-      <w:r>
-        <w:rPr>
-          <w:rFonts w:hint="eastAsia"/>
-          <w:lang w:eastAsia="zh-CN"/>
-        </w:rPr>
-        <w:t>好在原主的记忆也在，身边的人是谁，家住哪里，平时要干什么，他都知道。刚来那阵，他常常觉得别扭，别人叫他的名字，聊起以前的事，他明明记得，却又知道那不是自己亲身经历的。</w:t>
-      </w:r>
-    </w:p>
-    <w:p>
-      <w:pPr>
-        <w:spacing w:after="80" w:line="360" w:lineRule="auto"/>
-        <w:ind w:firstLine="480"/>
-      </w:pPr>
-      <w:r>
-        <w:rPr>
-          <w:rFonts w:hint="eastAsia"/>
-          <w:lang w:eastAsia="zh-CN"/>
-        </w:rPr>
-        <w:t>日子久了，这种感觉才淡了些。如今听见有人喊沈川，他会很自然地应声，也已经习惯每天回村里的那个家。</w:t>
-      </w:r>
-    </w:p>
-    <w:p>
-      <w:pPr>
-        <w:spacing w:after="80" w:line="360" w:lineRule="auto"/>
-        <w:ind w:firstLine="480"/>
-      </w:pPr>
-      <w:r>
-        <w:rPr>
-          <w:rFonts w:hint="eastAsia"/>
-          <w:lang w:eastAsia="zh-CN"/>
-        </w:rPr>
-        <w:t>刚来的时候，他还想过，自己一个穿越者，总该有点不一样的际遇。以前看的小说里，主角不是遇到高人，就是得了什么宝贝，总有办法把日子过起来。他不求那么厉害，能少为钱发愁就行。</w:t>
-      </w:r>
-    </w:p>
-    <w:p>
-      <w:pPr>
-        <w:spacing w:after="80" w:line="360" w:lineRule="auto"/>
-        <w:ind w:firstLine="480"/>
-      </w:pPr>
-      <w:r>
-        <w:rPr>
-          <w:rFonts w:hint="eastAsia"/>
-          <w:lang w:eastAsia="zh-CN"/>
-        </w:rPr>
-        <w:t>可两年过去，他还是哪里有活就往哪里跑。家里不算宽裕，镇上有人修屋砌墙，他就跟着去搬砖、和泥。累上一天，晚上躺下连翻个身都嫌费劲，第二天有活，还得照常起来。</w:t>
-      </w:r>
-    </w:p>
-    <w:p>
-      <w:pPr>
-        <w:spacing w:after="80" w:line="360" w:lineRule="auto"/>
-        <w:ind w:firstLine="480"/>
-      </w:pPr>
-      <w:r>
-        <w:rPr>
-          <w:rFonts w:hint="eastAsia"/>
-          <w:lang w:eastAsia="zh-CN"/>
-        </w:rPr>
-        <w:t>他不想一辈子都这样。以前在地球上没觉得自己过得多好，如今才知道，原来还有这么多力气活等着自己。穿越前看的那些故事，怎么就没几本教人来了以后先怎么挣饭钱？</w:t>
-      </w:r>
-    </w:p>
-    <w:p>
-      <w:pPr>
-        <w:spacing w:after="80" w:line="360" w:lineRule="auto"/>
-        <w:ind w:firstLine="480"/>
-      </w:pPr>
-      <w:r>
-        <w:rPr>
-          <w:rFonts w:hint="eastAsia"/>
-          <w:lang w:eastAsia="zh-CN"/>
-        </w:rPr>
-        <w:t>这念头也只能在心里抱怨两句。真有别的出路，他当然愿意试，可眼下还没找到，先把手头的工钱挣到才是正经。</w:t>
+        <w:t>要是在地球上，晚点回家算什么事。街上有路灯，手机也能照亮，哪用得着一路摸黑。到了这里，他倒是把天黑前回家当成习惯了。</w:t>
+      </w:r>
+    </w:p>
+    <w:p>
+      <w:pPr>
+        <w:spacing w:after="80" w:line="360" w:lineRule="auto"/>
+        <w:ind w:firstLine="480"/>
+      </w:pPr>
+      <w:r>
+        <w:rPr>
+          <w:rFonts w:hint="eastAsia"/>
+          <w:lang w:eastAsia="zh-CN"/>
+        </w:rPr>
+        <w:t>沈川穿越过来已经两年。怎么来的，他到现在也没弄明白。刚开始还总想着回去，可连自己在哪儿都说不清，又能往哪儿回？</w:t>
+      </w:r>
+    </w:p>
+    <w:p>
+      <w:pPr>
+        <w:spacing w:after="80" w:line="360" w:lineRule="auto"/>
+        <w:ind w:firstLine="480"/>
+      </w:pPr>
+      <w:r>
+        <w:rPr>
+          <w:rFonts w:hint="eastAsia"/>
+          <w:lang w:eastAsia="zh-CN"/>
+        </w:rPr>
+        <w:t>原来的事他都记得，原主的记忆也在。村里谁住哪家，谁跟自己熟，他一清二楚，不用见个人就重新认识一遍。只是别人提起从前的事，他虽然能接上话，心里却总觉得怪。明明记得，怎么又像是别人干的？</w:t>
+      </w:r>
+    </w:p>
+    <w:p>
+      <w:pPr>
+        <w:spacing w:after="80" w:line="360" w:lineRule="auto"/>
+        <w:ind w:firstLine="480"/>
+      </w:pPr>
+      <w:r>
+        <w:rPr>
+          <w:rFonts w:hint="eastAsia"/>
+          <w:lang w:eastAsia="zh-CN"/>
+        </w:rPr>
+        <w:t>现在倒没那么别扭了。每天见的都是这些人，哪怕一开始不熟，相处两年也熟了。有人喊他，他会答应；说起回家，想到的也是村里的住处。有时候他自己都觉得，日子就这么过下去了。</w:t>
+      </w:r>
+    </w:p>
+    <w:p>
+      <w:pPr>
+        <w:spacing w:after="80" w:line="360" w:lineRule="auto"/>
+        <w:ind w:firstLine="480"/>
+      </w:pPr>
+      <w:r>
+        <w:rPr>
+          <w:rFonts w:hint="eastAsia"/>
+          <w:lang w:eastAsia="zh-CN"/>
+        </w:rPr>
+        <w:t>他当然不甘心。刚来的时候，他还想过，穿越这种事都让自己碰上了，说不定哪天就能遇到个高人，或者捡到什么宝贝。以前看的小说不都这么写吗？能有个机会，总比一直待在村里强。</w:t>
+      </w:r>
+    </w:p>
+    <w:p>
+      <w:pPr>
+        <w:spacing w:after="80" w:line="360" w:lineRule="auto"/>
+        <w:ind w:firstLine="480"/>
+      </w:pPr>
+      <w:r>
+        <w:rPr>
+          <w:rFonts w:hint="eastAsia"/>
+          <w:lang w:eastAsia="zh-CN"/>
+        </w:rPr>
+        <w:t>可到现在，高人没见着，活倒是没少干。家里没多少钱，镇上有人修屋砌墙，他就跟着去搬砖、和泥。忙一天，回去浑身都疼，躺下就不想起来。第二天要是还缺人，他又得去，不去就没那份工钱。</w:t>
+      </w:r>
+    </w:p>
+    <w:p>
+      <w:pPr>
+        <w:spacing w:after="80" w:line="360" w:lineRule="auto"/>
+        <w:ind w:firstLine="480"/>
+      </w:pPr>
+      <w:r>
+        <w:rPr>
+          <w:rFonts w:hint="eastAsia"/>
+          <w:lang w:eastAsia="zh-CN"/>
+        </w:rPr>
+        <w:t>难不成穿越一回，以后就一直干这个？</w:t>
+      </w:r>
+    </w:p>
+    <w:p>
+      <w:pPr>
+        <w:spacing w:after="80" w:line="360" w:lineRule="auto"/>
+        <w:ind w:firstLine="480"/>
+      </w:pPr>
+      <w:r>
+        <w:rPr>
+          <w:rFonts w:hint="eastAsia"/>
+          <w:lang w:eastAsia="zh-CN"/>
+        </w:rPr>
+        <w:t>沈川还是想找点别的事做，哪怕只学门能多挣些钱的手艺也好。可眼下没找到，手里的活也不能丢。总不能光想着以后，连这个年都不过了。</w:t>
       </w:r>
     </w:p>
     <w:p>

--- a/正文/第一章.docx
+++ b/正文/第一章.docx
@@ -59,33 +59,291 @@
           <w:rFonts w:hint="eastAsia"/>
           <w:lang w:eastAsia="zh-CN"/>
         </w:rPr>
-        <w:t>要是在地球上，晚点回家算什么事。街上有路灯，手机也能照亮，哪用得着一路摸黑。到了这里，他倒是把天黑前回家当成习惯了。</w:t>
-      </w:r>
-    </w:p>
-    <w:p>
-      <w:pPr>
-        <w:spacing w:after="80" w:line="360" w:lineRule="auto"/>
-        <w:ind w:firstLine="480"/>
-      </w:pPr>
-      <w:r>
-        <w:rPr>
-          <w:rFonts w:hint="eastAsia"/>
-          <w:lang w:eastAsia="zh-CN"/>
-        </w:rPr>
-        <w:t>沈川穿越过来已经两年。怎么来的，他到现在也没弄明白。刚开始还总想着回去，可连自己在哪儿都说不清，又能往哪儿回？</w:t>
-      </w:r>
-    </w:p>
-    <w:p>
-      <w:pPr>
-        <w:spacing w:after="80" w:line="360" w:lineRule="auto"/>
-        <w:ind w:firstLine="480"/>
-      </w:pPr>
-      <w:r>
-        <w:rPr>
-          <w:rFonts w:hint="eastAsia"/>
-          <w:lang w:eastAsia="zh-CN"/>
-        </w:rPr>
-        <w:t>原来的事他都记得，原主的记忆也在。村里谁住哪家，谁跟自己熟，他一清二楚，不用见个人就重新认识一遍。只是别人提起从前的事，他虽然能接上话，心里却总觉得怪。明明记得，怎么又像是别人干的？</w:t>
+        <w:t>要是在地球上，街上有路灯，手机也能照亮，晚点回家</w:t>
+      </w:r>
+      <w:r>
+        <w:rPr>
+          <w:rFonts w:hint="eastAsia"/>
+          <w:lang w:val="en-US" w:eastAsia="zh-CN"/>
+        </w:rPr>
+        <w:t>那叫享受夜生活</w:t>
+      </w:r>
+      <w:r>
+        <w:rPr>
+          <w:rFonts w:hint="eastAsia"/>
+          <w:lang w:eastAsia="zh-CN"/>
+        </w:rPr>
+        <w:t>。到了这里，他倒是把天黑前回家当成习惯了。</w:t>
+      </w:r>
+    </w:p>
+    <w:p>
+      <w:pPr>
+        <w:spacing w:after="80" w:line="360" w:lineRule="auto"/>
+        <w:ind w:firstLine="480"/>
+        <w:rPr>
+          <w:rFonts w:hint="eastAsia"/>
+          <w:lang w:eastAsia="zh-CN"/>
+        </w:rPr>
+      </w:pPr>
+      <w:r>
+        <w:rPr>
+          <w:rFonts w:hint="eastAsia"/>
+          <w:lang w:eastAsia="zh-CN"/>
+        </w:rPr>
+        <w:t>沈川穿越过来已经两年。怎么来的，他</w:t>
+      </w:r>
+      <w:r>
+        <w:rPr>
+          <w:rFonts w:hint="eastAsia"/>
+          <w:lang w:val="en-US" w:eastAsia="zh-CN"/>
+        </w:rPr>
+        <w:t>不知道</w:t>
+      </w:r>
+      <w:r>
+        <w:rPr>
+          <w:rFonts w:hint="eastAsia"/>
+          <w:lang w:eastAsia="zh-CN"/>
+        </w:rPr>
+        <w:t>。刚来的时候，他还</w:t>
+      </w:r>
+      <w:r>
+        <w:rPr>
+          <w:rFonts w:hint="eastAsia"/>
+          <w:lang w:val="en-US" w:eastAsia="zh-CN"/>
+        </w:rPr>
+        <w:t>有些兴奋</w:t>
+      </w:r>
+      <w:r>
+        <w:rPr>
+          <w:rFonts w:hint="eastAsia"/>
+          <w:lang w:eastAsia="zh-CN"/>
+        </w:rPr>
+        <w:t>，穿越这种事都让自己碰上了，说不定</w:t>
+      </w:r>
+      <w:r>
+        <w:rPr>
+          <w:rFonts w:hint="eastAsia"/>
+          <w:lang w:val="en-US" w:eastAsia="zh-CN"/>
+        </w:rPr>
+        <w:t>要成为小说里的爽文男主了</w:t>
+      </w:r>
+      <w:r>
+        <w:rPr>
+          <w:rFonts w:hint="eastAsia"/>
+          <w:lang w:eastAsia="zh-CN"/>
+        </w:rPr>
+        <w:t>。</w:t>
+      </w:r>
+    </w:p>
+    <w:p>
+      <w:pPr>
+        <w:spacing w:after="80" w:line="360" w:lineRule="auto"/>
+        <w:ind w:firstLine="480"/>
+        <w:rPr>
+          <w:rFonts w:hint="eastAsia"/>
+          <w:lang w:val="en-US" w:eastAsia="zh-CN"/>
+        </w:rPr>
+      </w:pPr>
+      <w:r>
+        <w:rPr>
+          <w:rFonts w:hint="eastAsia"/>
+          <w:lang w:val="en-US" w:eastAsia="zh-CN"/>
+        </w:rPr>
+        <w:t>于是他开始叫自己的系统，找自己的金手指。</w:t>
+      </w:r>
+    </w:p>
+    <w:p>
+      <w:pPr>
+        <w:spacing w:after="80" w:line="360" w:lineRule="auto"/>
+        <w:ind w:firstLine="480"/>
+        <w:rPr>
+          <w:rFonts w:hint="eastAsia"/>
+          <w:lang w:val="en-US" w:eastAsia="zh-CN"/>
+        </w:rPr>
+      </w:pPr>
+      <w:r>
+        <w:rPr>
+          <w:rFonts w:hint="eastAsia"/>
+          <w:lang w:val="en-US" w:eastAsia="zh-CN"/>
+        </w:rPr>
+        <w:t>找了好久都找不到。</w:t>
+      </w:r>
+    </w:p>
+    <w:p>
+      <w:pPr>
+        <w:spacing w:after="80" w:line="360" w:lineRule="auto"/>
+        <w:ind w:firstLine="480"/>
+        <w:rPr>
+          <w:rFonts w:hint="eastAsia"/>
+          <w:lang w:val="en-US" w:eastAsia="zh-CN"/>
+        </w:rPr>
+      </w:pPr>
+      <w:r>
+        <w:rPr>
+          <w:rFonts w:hint="eastAsia"/>
+          <w:lang w:val="en-US" w:eastAsia="zh-CN"/>
+        </w:rPr>
+        <w:t>他又开始尝试各种改变人生的方法。包括但不限于找高人，尝试修炼……</w:t>
+      </w:r>
+    </w:p>
+    <w:p>
+      <w:pPr>
+        <w:spacing w:after="80" w:line="360" w:lineRule="auto"/>
+        <w:ind w:firstLine="480"/>
+        <w:rPr>
+          <w:rFonts w:hint="eastAsia"/>
+          <w:lang w:val="en-US" w:eastAsia="zh-CN"/>
+        </w:rPr>
+      </w:pPr>
+      <w:r>
+        <w:rPr>
+          <w:rFonts w:hint="eastAsia"/>
+          <w:lang w:val="en-US" w:eastAsia="zh-CN"/>
+        </w:rPr>
+        <w:t>至于起到了什么效果……</w:t>
+      </w:r>
+    </w:p>
+    <w:p>
+      <w:pPr>
+        <w:spacing w:after="80" w:line="360" w:lineRule="auto"/>
+        <w:ind w:firstLine="480"/>
+        <w:rPr>
+          <w:rFonts w:hint="default"/>
+          <w:lang w:val="en-US" w:eastAsia="zh-CN"/>
+        </w:rPr>
+      </w:pPr>
+      <w:r>
+        <w:rPr>
+          <w:rFonts w:hint="eastAsia"/>
+          <w:lang w:val="en-US" w:eastAsia="zh-CN"/>
+        </w:rPr>
+        <w:t>他甚至把周围邻居都问了一遍，给他们都吓着了，还以为他得了什么病。</w:t>
+      </w:r>
+    </w:p>
+    <w:p>
+      <w:pPr>
+        <w:spacing w:after="80" w:line="360" w:lineRule="auto"/>
+        <w:ind w:firstLine="480"/>
+      </w:pPr>
+      <w:r>
+        <w:rPr>
+          <w:rFonts w:hint="eastAsia"/>
+          <w:lang w:eastAsia="zh-CN"/>
+        </w:rPr>
+        <w:t>到现在</w:t>
+      </w:r>
+      <w:r>
+        <w:rPr>
+          <w:rFonts w:hint="eastAsia"/>
+          <w:lang w:val="en-US" w:eastAsia="zh-CN"/>
+        </w:rPr>
+        <w:t>呢</w:t>
+      </w:r>
+      <w:r>
+        <w:rPr>
+          <w:rFonts w:hint="eastAsia"/>
+          <w:lang w:eastAsia="zh-CN"/>
+        </w:rPr>
+        <w:t>，高人没见着，活倒是没少干。家里没多少钱，镇上有人修屋砌墙，他就跟着去搬砖、和泥。忙一天，回去浑身都疼，躺下就不想起来。第二天要是还缺人，他又得去，不去就没那份工钱。</w:t>
+      </w:r>
+    </w:p>
+    <w:p>
+      <w:pPr>
+        <w:spacing w:after="80" w:line="360" w:lineRule="auto"/>
+        <w:ind w:firstLine="480"/>
+        <w:rPr>
+          <w:rFonts w:hint="eastAsia"/>
+          <w:lang w:val="en-US" w:eastAsia="zh-CN"/>
+        </w:rPr>
+      </w:pPr>
+      <w:r>
+        <w:rPr>
+          <w:rFonts w:hint="eastAsia"/>
+          <w:lang w:val="en-US" w:eastAsia="zh-CN"/>
+        </w:rPr>
+        <w:t>慢慢的他也就认命了。</w:t>
+      </w:r>
+    </w:p>
+    <w:p>
+      <w:pPr>
+        <w:spacing w:after="80" w:line="360" w:lineRule="auto"/>
+        <w:ind w:firstLine="480"/>
+        <w:rPr>
+          <w:rFonts w:hint="eastAsia"/>
+          <w:lang w:val="en-US" w:eastAsia="zh-CN"/>
+        </w:rPr>
+      </w:pPr>
+      <w:r>
+        <w:rPr>
+          <w:rFonts w:hint="eastAsia"/>
+          <w:lang w:val="en-US" w:eastAsia="zh-CN"/>
+        </w:rPr>
+        <w:t>好吧，自己穿越过来的身份就是“普通人”。说不定这个世界有主角，但不会是自己。</w:t>
+      </w:r>
+    </w:p>
+    <w:p>
+      <w:pPr>
+        <w:spacing w:after="80" w:line="360" w:lineRule="auto"/>
+        <w:ind w:firstLine="480"/>
+        <w:rPr>
+          <w:rFonts w:hint="default"/>
+          <w:lang w:val="en-US" w:eastAsia="zh-CN"/>
+        </w:rPr>
+      </w:pPr>
+      <w:r>
+        <w:rPr>
+          <w:rFonts w:hint="eastAsia"/>
+          <w:lang w:val="en-US" w:eastAsia="zh-CN"/>
+        </w:rPr>
+        <w:t>他也想过回家，可穿越这种事哪轮得到他控制？也只能偶尔在深夜里怀念一下家乡了。</w:t>
+      </w:r>
+    </w:p>
+    <w:p>
+      <w:pPr>
+        <w:spacing w:after="80" w:line="360" w:lineRule="auto"/>
+        <w:ind w:firstLine="480"/>
+      </w:pPr>
+      <w:r>
+        <w:rPr>
+          <w:rFonts w:hint="eastAsia"/>
+          <w:lang w:val="en-US" w:eastAsia="zh-CN"/>
+        </w:rPr>
+        <w:t>地球上</w:t>
+      </w:r>
+      <w:r>
+        <w:rPr>
+          <w:rFonts w:hint="eastAsia"/>
+          <w:lang w:eastAsia="zh-CN"/>
+        </w:rPr>
+        <w:t>的事他都记得，原主的记忆也在。村里谁住哪家，谁跟自己熟，他一清二楚，不用见个人就重新认识一遍。只是</w:t>
+      </w:r>
+      <w:r>
+        <w:rPr>
+          <w:rFonts w:hint="eastAsia"/>
+          <w:lang w:val="en-US" w:eastAsia="zh-CN"/>
+        </w:rPr>
+        <w:t>最初</w:t>
+      </w:r>
+      <w:r>
+        <w:rPr>
+          <w:rFonts w:hint="eastAsia"/>
+          <w:lang w:eastAsia="zh-CN"/>
+        </w:rPr>
+        <w:t>别人提起从前的事，他虽然能接上话，心里却总觉得怪。明明记得，</w:t>
+      </w:r>
+      <w:r>
+        <w:rPr>
+          <w:rFonts w:hint="eastAsia"/>
+          <w:lang w:val="en-US" w:eastAsia="zh-CN"/>
+        </w:rPr>
+        <w:t>却</w:t>
+      </w:r>
+      <w:r>
+        <w:rPr>
+          <w:rFonts w:hint="eastAsia"/>
+          <w:lang w:eastAsia="zh-CN"/>
+        </w:rPr>
+        <w:t>又像是别人干的。</w:t>
       </w:r>
     </w:p>
     <w:p>
@@ -105,52 +363,24 @@
       <w:pPr>
         <w:spacing w:after="80" w:line="360" w:lineRule="auto"/>
         <w:ind w:firstLine="480"/>
-      </w:pPr>
-      <w:r>
-        <w:rPr>
-          <w:rFonts w:hint="eastAsia"/>
-          <w:lang w:eastAsia="zh-CN"/>
-        </w:rPr>
-        <w:t>他当然不甘心。刚来的时候，他还想过，穿越这种事都让自己碰上了，说不定哪天就能遇到个高人，或者捡到什么宝贝。以前看的小说不都这么写吗？能有个机会，总比一直待在村里强。</w:t>
-      </w:r>
-    </w:p>
-    <w:p>
-      <w:pPr>
-        <w:spacing w:after="80" w:line="360" w:lineRule="auto"/>
-        <w:ind w:firstLine="480"/>
-      </w:pPr>
-      <w:r>
-        <w:rPr>
-          <w:rFonts w:hint="eastAsia"/>
-          <w:lang w:eastAsia="zh-CN"/>
-        </w:rPr>
-        <w:t>可到现在，高人没见着，活倒是没少干。家里没多少钱，镇上有人修屋砌墙，他就跟着去搬砖、和泥。忙一天，回去浑身都疼，躺下就不想起来。第二天要是还缺人，他又得去，不去就没那份工钱。</w:t>
-      </w:r>
-    </w:p>
-    <w:p>
-      <w:pPr>
-        <w:spacing w:after="80" w:line="360" w:lineRule="auto"/>
-        <w:ind w:firstLine="480"/>
-      </w:pPr>
-      <w:r>
-        <w:rPr>
-          <w:rFonts w:hint="eastAsia"/>
-          <w:lang w:eastAsia="zh-CN"/>
-        </w:rPr>
-        <w:t>难不成穿越一回，以后就一直干这个？</w:t>
-      </w:r>
-    </w:p>
-    <w:p>
-      <w:pPr>
-        <w:spacing w:after="80" w:line="360" w:lineRule="auto"/>
-        <w:ind w:firstLine="480"/>
-      </w:pPr>
-      <w:r>
-        <w:rPr>
-          <w:rFonts w:hint="eastAsia"/>
-          <w:lang w:eastAsia="zh-CN"/>
-        </w:rPr>
-        <w:t>沈川还是想找点别的事做，哪怕只学门能多挣些钱的手艺也好。可眼下没找到，手里的活也不能丢。总不能光想着以后，连这个年都不过了。</w:t>
+        <w:rPr>
+          <w:rFonts w:hint="default"/>
+          <w:lang w:val="en-US"/>
+        </w:rPr>
+      </w:pPr>
+      <w:r>
+        <w:rPr>
+          <w:rFonts w:hint="eastAsia"/>
+          <w:lang w:eastAsia="zh-CN"/>
+        </w:rPr>
+        <w:t>他当然不甘心，</w:t>
+      </w:r>
+      <w:r>
+        <w:rPr>
+          <w:rFonts w:hint="eastAsia"/>
+          <w:lang w:val="en-US" w:eastAsia="zh-CN"/>
+        </w:rPr>
+        <w:t>可又能怎么样呢？</w:t>
       </w:r>
     </w:p>
     <w:p>
@@ -171,6 +401,25 @@
       <w:r>
         <w:t>！”</w:t>
       </w:r>
+    </w:p>
+    <w:p>
+      <w:pPr>
+        <w:spacing w:after="80" w:line="360" w:lineRule="auto"/>
+        <w:ind w:firstLine="480"/>
+        <w:rPr>
+          <w:rFonts w:hint="default" w:eastAsia="宋体"/>
+          <w:lang w:val="en-US" w:eastAsia="zh-CN"/>
+        </w:rPr>
+      </w:pPr>
+      <w:r>
+        <w:rPr>
+          <w:rFonts w:hint="eastAsia"/>
+          <w:lang w:val="en-US" w:eastAsia="zh-CN"/>
+        </w:rPr>
+        <w:t>熟悉的声音将他的思绪拉回。</w:t>
+      </w:r>
+      <w:bookmarkStart w:id="0" w:name="_GoBack"/>
+      <w:bookmarkEnd w:id="0"/>
     </w:p>
     <w:p>
       <w:pPr>

--- a/正文/第一章.docx
+++ b/正文/第一章.docx
@@ -200,24 +200,33 @@
           <w:rFonts w:hint="eastAsia"/>
           <w:lang w:val="en-US" w:eastAsia="zh-CN"/>
         </w:rPr>
+        <w:t>他甚至把周围邻居都问了一遍</w:t>
+      </w:r>
+      <w:bookmarkStart w:id="0" w:name="_GoBack"/>
+      <w:bookmarkEnd w:id="0"/>
+      <w:r>
+        <w:rPr>
+          <w:rFonts w:hint="eastAsia"/>
+          <w:lang w:val="en-US" w:eastAsia="zh-CN"/>
+        </w:rPr>
+        <w:t>，给他们都吓着了，还以为他得了什么病。</w:t>
+      </w:r>
+    </w:p>
+    <w:p>
+      <w:pPr>
+        <w:spacing w:after="80" w:line="360" w:lineRule="auto"/>
+        <w:ind w:firstLine="480"/>
+        <w:rPr>
+          <w:rFonts w:hint="eastAsia"/>
+          <w:lang w:val="en-US" w:eastAsia="zh-CN"/>
+        </w:rPr>
+      </w:pPr>
+      <w:r>
+        <w:rPr>
+          <w:rFonts w:hint="eastAsia"/>
+          <w:lang w:val="en-US" w:eastAsia="zh-CN"/>
+        </w:rPr>
         <w:t>至于起到了什么效果……</w:t>
-      </w:r>
-    </w:p>
-    <w:p>
-      <w:pPr>
-        <w:spacing w:after="80" w:line="360" w:lineRule="auto"/>
-        <w:ind w:firstLine="480"/>
-        <w:rPr>
-          <w:rFonts w:hint="default"/>
-          <w:lang w:val="en-US" w:eastAsia="zh-CN"/>
-        </w:rPr>
-      </w:pPr>
-      <w:r>
-        <w:rPr>
-          <w:rFonts w:hint="eastAsia"/>
-          <w:lang w:val="en-US" w:eastAsia="zh-CN"/>
-        </w:rPr>
-        <w:t>他甚至把周围邻居都问了一遍，给他们都吓着了，还以为他得了什么病。</w:t>
       </w:r>
     </w:p>
     <w:p>
@@ -418,8 +427,6 @@
         </w:rPr>
         <w:t>熟悉的声音将他的思绪拉回。</w:t>
       </w:r>
-      <w:bookmarkStart w:id="0" w:name="_GoBack"/>
-      <w:bookmarkEnd w:id="0"/>
     </w:p>
     <w:p>
       <w:pPr>
